--- a/WebContent/docx/肺癌60基因报告模板-非盖章-中南.docx
+++ b/WebContent/docx/肺癌60基因报告模板-非盖章-中南.docx
@@ -1484,8 +1484,8 @@
           <w:shd w:val="clear" w:color="auto" w:fill="004271"/>
         </w:rPr>
       </w:pPr>
-      <w:bookmarkStart w:id="4" w:name="_Toc29979"/>
-      <w:bookmarkStart w:id="5" w:name="_Toc22658_WPSOffice_Level1"/>
+      <w:bookmarkStart w:id="4" w:name="_Toc22658_WPSOffice_Level1"/>
+      <w:bookmarkStart w:id="5" w:name="_Toc29979"/>
       <w:r>
         <w:rPr>
           <w:rFonts w:eastAsia="微软雅黑"/>
@@ -2056,12 +2056,6 @@
             <w:insideH w:val="none" w:color="auto" w:sz="4" w:space="0"/>
             <w:insideV w:val="none" w:color="auto" w:sz="4" w:space="0"/>
           </w:tblBorders>
-          <w:tblCellMar>
-            <w:top w:w="0" w:type="dxa"/>
-            <w:left w:w="108" w:type="dxa"/>
-            <w:bottom w:w="0" w:type="dxa"/>
-            <w:right w:w="108" w:type="dxa"/>
-          </w:tblCellMar>
         </w:tblPrEx>
         <w:trPr>
           <w:trHeight w:val="539" w:hRule="atLeast"/>
@@ -7151,8 +7145,8 @@
           <w:sz w:val="21"/>
         </w:rPr>
       </w:pPr>
-      <w:bookmarkStart w:id="8" w:name="_Toc32457_WPSOffice_Level2"/>
-      <w:bookmarkStart w:id="9" w:name="_Toc15716_WPSOffice_Level2"/>
+      <w:bookmarkStart w:id="8" w:name="_Toc15716_WPSOffice_Level2"/>
+      <w:bookmarkStart w:id="9" w:name="_Toc32457_WPSOffice_Level2"/>
       <w:r>
         <w:rPr>
           <w:rFonts w:eastAsia="微软雅黑"/>
@@ -7252,9 +7246,9 @@
           <w:rFonts w:eastAsia="微软雅黑"/>
         </w:rPr>
       </w:pPr>
-      <w:bookmarkStart w:id="12" w:name="_Toc13794_WPSOffice_Level1"/>
+      <w:bookmarkStart w:id="12" w:name="_Toc10474_WPSOffice_Level1"/>
       <w:bookmarkStart w:id="13" w:name="_Toc25853_WPSOffice_Level1"/>
-      <w:bookmarkStart w:id="14" w:name="_Toc10474_WPSOffice_Level1"/>
+      <w:bookmarkStart w:id="14" w:name="_Toc13794_WPSOffice_Level1"/>
       <w:bookmarkStart w:id="15" w:name="_Toc15541"/>
       <w:r>
         <w:rPr>
@@ -7311,8 +7305,8 @@
           <w:szCs w:val="18"/>
         </w:rPr>
       </w:pPr>
-      <w:bookmarkStart w:id="16" w:name="_Toc27011"/>
-      <w:bookmarkStart w:id="17" w:name="_Toc92381254"/>
+      <w:bookmarkStart w:id="16" w:name="_Toc92381254"/>
+      <w:bookmarkStart w:id="17" w:name="_Toc27011"/>
       <w:r>
         <w:rPr>
           <w:rFonts w:ascii="Times New Roman" w:hAnsi="Times New Roman" w:eastAsia="微软雅黑"/>
@@ -7362,12 +7356,6 @@
             <w:insideH w:val="single" w:color="auto" w:sz="4" w:space="0"/>
             <w:insideV w:val="single" w:color="auto" w:sz="4" w:space="0"/>
           </w:tblBorders>
-          <w:tblCellMar>
-            <w:top w:w="0" w:type="dxa"/>
-            <w:left w:w="0" w:type="dxa"/>
-            <w:bottom w:w="0" w:type="dxa"/>
-            <w:right w:w="0" w:type="dxa"/>
-          </w:tblCellMar>
         </w:tblPrEx>
         <w:trPr>
           <w:trHeight w:val="510" w:hRule="atLeast"/>
@@ -9997,7 +9985,7 @@
                 <w:szCs w:val="21"/>
                 <w:lang w:eastAsia="zh-CN"/>
               </w:rPr>
-              <w:t>{{ tip.comutation }}</w:t>
+              <w:t>{{ tip.comutation1 }}</w:t>
             </w:r>
           </w:p>
         </w:tc>
@@ -10040,7 +10028,7 @@
                 <w:szCs w:val="21"/>
                 <w:lang w:eastAsia="zh-CN"/>
               </w:rPr>
-              <w:t>-</w:t>
+              <w:t>{{ tip.comutation }}</w:t>
             </w:r>
           </w:p>
         </w:tc>
@@ -12597,12 +12585,12 @@
           <w:color w:val="45A3A7"/>
         </w:rPr>
       </w:pPr>
-      <w:bookmarkStart w:id="22" w:name="_Toc23606"/>
-      <w:bookmarkStart w:id="23" w:name="_Toc19234"/>
-      <w:bookmarkStart w:id="24" w:name="_Toc6634"/>
-      <w:bookmarkStart w:id="25" w:name="_Toc14159"/>
-      <w:bookmarkStart w:id="26" w:name="_Toc32302"/>
-      <w:bookmarkStart w:id="27" w:name="_Toc32443_WPSOffice_Level2"/>
+      <w:bookmarkStart w:id="22" w:name="_Toc14159"/>
+      <w:bookmarkStart w:id="23" w:name="_Toc32302"/>
+      <w:bookmarkStart w:id="24" w:name="_Toc19234"/>
+      <w:bookmarkStart w:id="25" w:name="_Toc32443_WPSOffice_Level2"/>
+      <w:bookmarkStart w:id="26" w:name="_Toc23606"/>
+      <w:bookmarkStart w:id="27" w:name="_Toc6634"/>
       <w:bookmarkStart w:id="28" w:name="_Toc4331_WPSOffice_Level2"/>
       <w:r>
         <w:rPr>
@@ -12821,12 +12809,6 @@
             <w:insideH w:val="single" w:color="auto" w:sz="4" w:space="0"/>
             <w:insideV w:val="single" w:color="auto" w:sz="4" w:space="0"/>
           </w:tblBorders>
-          <w:tblCellMar>
-            <w:top w:w="0" w:type="dxa"/>
-            <w:left w:w="108" w:type="dxa"/>
-            <w:bottom w:w="0" w:type="dxa"/>
-            <w:right w:w="108" w:type="dxa"/>
-          </w:tblCellMar>
         </w:tblPrEx>
         <w:trPr>
           <w:trHeight w:val="494" w:hRule="atLeast"/>
@@ -13505,7 +13487,6 @@
             <w:insideH w:val="single" w:color="auto" w:sz="4" w:space="0"/>
             <w:insideV w:val="single" w:color="auto" w:sz="4" w:space="0"/>
           </w:tblBorders>
-          <w:shd w:val="clear" w:color="auto" w:fill="auto"/>
           <w:tblCellMar>
             <w:top w:w="0" w:type="dxa"/>
             <w:left w:w="108" w:type="dxa"/>
@@ -13681,6 +13662,453 @@
                 <w:lang w:eastAsia="zh-CN"/>
               </w:rPr>
               <w:t>d</w:t>
+            </w:r>
+            <w:r>
+              <w:rPr>
+                <w:rFonts w:ascii="Times New Roman" w:hAnsi="Times New Roman" w:eastAsia="微软雅黑" w:cs="Times New Roman"/>
+                <w:sz w:val="18"/>
+                <w:szCs w:val="18"/>
+                <w:lang w:eastAsia="zh-CN"/>
+              </w:rPr>
+              <w:t>Str %}{%if loop.last%}</w:t>
+            </w:r>
+            <w:r>
+              <w:rPr>
+                <w:rFonts w:hint="eastAsia" w:ascii="Times New Roman" w:hAnsi="Times New Roman" w:eastAsia="微软雅黑" w:cs="Times New Roman"/>
+                <w:sz w:val="18"/>
+                <w:szCs w:val="18"/>
+                <w:lang w:eastAsia="zh-CN"/>
+              </w:rPr>
+              <w:t>{{ d.nameLevel }}</w:t>
+            </w:r>
+            <w:r>
+              <w:rPr>
+                <w:rFonts w:ascii="Times New Roman" w:hAnsi="Times New Roman" w:eastAsia="微软雅黑" w:cs="Times New Roman"/>
+                <w:sz w:val="18"/>
+                <w:szCs w:val="18"/>
+                <w:lang w:eastAsia="zh-CN"/>
+              </w:rPr>
+              <w:t>{%else%}</w:t>
+            </w:r>
+            <w:r>
+              <w:rPr>
+                <w:rFonts w:hint="eastAsia" w:ascii="Times New Roman" w:hAnsi="Times New Roman" w:eastAsia="微软雅黑" w:cs="Times New Roman"/>
+                <w:sz w:val="18"/>
+                <w:szCs w:val="18"/>
+                <w:lang w:eastAsia="zh-CN"/>
+              </w:rPr>
+              <w:t>{{ d.nameLevel }}</w:t>
+            </w:r>
+            <w:r>
+              <w:rPr>
+                <w:rFonts w:ascii="Times New Roman" w:hAnsi="Times New Roman" w:eastAsia="微软雅黑" w:cs="Times New Roman"/>
+                <w:sz w:val="18"/>
+                <w:szCs w:val="18"/>
+                <w:lang w:eastAsia="zh-CN"/>
+              </w:rPr>
+              <w:t>，{%endif%}{% endfor %}{% endif%}</w:t>
+            </w:r>
+          </w:p>
+        </w:tc>
+      </w:tr>
+      <w:tr>
+        <w:tblPrEx>
+          <w:tblBorders>
+            <w:top w:val="single" w:color="auto" w:sz="4" w:space="0"/>
+            <w:left w:val="single" w:color="auto" w:sz="4" w:space="0"/>
+            <w:bottom w:val="single" w:color="auto" w:sz="4" w:space="0"/>
+            <w:right w:val="single" w:color="auto" w:sz="4" w:space="0"/>
+            <w:insideH w:val="single" w:color="auto" w:sz="4" w:space="0"/>
+            <w:insideV w:val="single" w:color="auto" w:sz="4" w:space="0"/>
+          </w:tblBorders>
+          <w:tblCellMar>
+            <w:top w:w="0" w:type="dxa"/>
+            <w:left w:w="108" w:type="dxa"/>
+            <w:bottom w:w="0" w:type="dxa"/>
+            <w:right w:w="108" w:type="dxa"/>
+          </w:tblCellMar>
+        </w:tblPrEx>
+        <w:trPr>
+          <w:trHeight w:val="474" w:hRule="atLeast"/>
+          <w:jc w:val="center"/>
+        </w:trPr>
+        <w:tc>
+          <w:tcPr>
+            <w:tcW w:w="432" w:type="dxa"/>
+            <w:vMerge w:val="restart"/>
+            <w:shd w:val="clear" w:color="auto" w:fill="auto"/>
+            <w:vAlign w:val="center"/>
+          </w:tcPr>
+          <w:p>
+            <w:pPr>
+              <w:keepNext/>
+              <w:keepLines w:val="0"/>
+              <w:pageBreakBefore w:val="0"/>
+              <w:widowControl/>
+              <w:kinsoku/>
+              <w:wordWrap/>
+              <w:overflowPunct/>
+              <w:topLinePunct w:val="0"/>
+              <w:autoSpaceDE/>
+              <w:autoSpaceDN/>
+              <w:bidi w:val="0"/>
+              <w:adjustRightInd/>
+              <w:snapToGrid/>
+              <w:spacing w:after="0"/>
+              <w:jc w:val="center"/>
+              <w:textAlignment w:val="auto"/>
+              <w:rPr>
+                <w:rFonts w:ascii="Times New Roman" w:hAnsi="Times New Roman" w:eastAsia="微软雅黑" w:cs="Times New Roman"/>
+                <w:b/>
+                <w:color w:val="43A5A1"/>
+                <w:sz w:val="18"/>
+                <w:szCs w:val="18"/>
+                <w:lang w:eastAsia="zh-CN"/>
+              </w:rPr>
+            </w:pPr>
+            <w:r>
+              <w:rPr>
+                <w:rFonts w:ascii="Times New Roman" w:hAnsi="Times New Roman" w:eastAsia="微软雅黑" w:cs="Times New Roman"/>
+                <w:b/>
+                <w:color w:val="43A5A1"/>
+                <w:sz w:val="18"/>
+                <w:szCs w:val="18"/>
+                <w:lang w:eastAsia="zh-CN"/>
+              </w:rPr>
+              <w:t>潜在耐药信息</w:t>
+            </w:r>
+          </w:p>
+        </w:tc>
+        <w:tc>
+          <w:tcPr>
+            <w:tcW w:w="1191" w:type="dxa"/>
+            <w:shd w:val="clear" w:color="auto" w:fill="auto"/>
+            <w:vAlign w:val="center"/>
+          </w:tcPr>
+          <w:p>
+            <w:pPr>
+              <w:keepNext/>
+              <w:keepLines w:val="0"/>
+              <w:pageBreakBefore w:val="0"/>
+              <w:widowControl/>
+              <w:kinsoku/>
+              <w:wordWrap/>
+              <w:overflowPunct/>
+              <w:topLinePunct w:val="0"/>
+              <w:autoSpaceDE/>
+              <w:autoSpaceDN/>
+              <w:bidi w:val="0"/>
+              <w:adjustRightInd/>
+              <w:snapToGrid/>
+              <w:spacing w:after="0"/>
+              <w:jc w:val="center"/>
+              <w:textAlignment w:val="auto"/>
+              <w:rPr>
+                <w:rFonts w:ascii="Times New Roman" w:hAnsi="Times New Roman" w:eastAsia="微软雅黑" w:cs="Times New Roman"/>
+                <w:b/>
+                <w:color w:val="43A5A1"/>
+                <w:sz w:val="18"/>
+                <w:szCs w:val="18"/>
+                <w:lang w:eastAsia="zh-CN"/>
+              </w:rPr>
+            </w:pPr>
+            <w:r>
+              <w:rPr>
+                <w:rFonts w:ascii="Times New Roman" w:hAnsi="Times New Roman" w:eastAsia="微软雅黑" w:cs="Times New Roman"/>
+                <w:b/>
+                <w:color w:val="43A5A1"/>
+                <w:sz w:val="18"/>
+                <w:szCs w:val="18"/>
+                <w:lang w:eastAsia="zh-CN"/>
+              </w:rPr>
+              <w:t>A级</w:t>
+            </w:r>
+          </w:p>
+        </w:tc>
+        <w:tc>
+          <w:tcPr>
+            <w:tcW w:w="8247" w:type="dxa"/>
+            <w:shd w:val="clear" w:color="auto" w:fill="auto"/>
+            <w:vAlign w:val="center"/>
+          </w:tcPr>
+          <w:p>
+            <w:pPr>
+              <w:keepNext/>
+              <w:keepLines w:val="0"/>
+              <w:pageBreakBefore w:val="0"/>
+              <w:widowControl/>
+              <w:kinsoku/>
+              <w:wordWrap/>
+              <w:overflowPunct/>
+              <w:topLinePunct w:val="0"/>
+              <w:autoSpaceDE/>
+              <w:autoSpaceDN/>
+              <w:bidi w:val="0"/>
+              <w:adjustRightInd/>
+              <w:snapToGrid/>
+              <w:spacing w:after="0"/>
+              <w:jc w:val="center"/>
+              <w:textAlignment w:val="auto"/>
+              <w:rPr>
+                <w:rFonts w:ascii="Times New Roman" w:hAnsi="Times New Roman" w:eastAsia="微软雅黑" w:cs="Times New Roman"/>
+                <w:sz w:val="18"/>
+                <w:szCs w:val="18"/>
+                <w:lang w:eastAsia="zh-CN"/>
+              </w:rPr>
+            </w:pPr>
+            <w:r>
+              <w:rPr>
+                <w:rFonts w:ascii="Times New Roman" w:hAnsi="Times New Roman" w:eastAsia="微软雅黑" w:cs="Times New Roman"/>
+                <w:sz w:val="18"/>
+                <w:szCs w:val="18"/>
+                <w:lang w:eastAsia="zh-CN"/>
+              </w:rPr>
+              <w:t>{% if tdd.resistant</w:t>
+            </w:r>
+            <w:r>
+              <w:rPr>
+                <w:rFonts w:hint="eastAsia" w:ascii="Times New Roman" w:hAnsi="Times New Roman" w:eastAsia="微软雅黑" w:cs="Times New Roman"/>
+                <w:sz w:val="18"/>
+                <w:szCs w:val="18"/>
+                <w:lang w:eastAsia="zh-CN"/>
+              </w:rPr>
+              <w:t>a</w:t>
+            </w:r>
+            <w:r>
+              <w:rPr>
+                <w:rFonts w:ascii="Times New Roman" w:hAnsi="Times New Roman" w:eastAsia="微软雅黑" w:cs="Times New Roman"/>
+                <w:sz w:val="18"/>
+                <w:szCs w:val="18"/>
+                <w:lang w:eastAsia="zh-CN"/>
+              </w:rPr>
+              <w:t>Str == [] %}无{% else%}{% for d in tdd.resistant</w:t>
+            </w:r>
+            <w:r>
+              <w:rPr>
+                <w:rFonts w:hint="eastAsia" w:ascii="Times New Roman" w:hAnsi="Times New Roman" w:eastAsia="微软雅黑" w:cs="Times New Roman"/>
+                <w:sz w:val="18"/>
+                <w:szCs w:val="18"/>
+                <w:lang w:eastAsia="zh-CN"/>
+              </w:rPr>
+              <w:t>a</w:t>
+            </w:r>
+            <w:r>
+              <w:rPr>
+                <w:rFonts w:ascii="Times New Roman" w:hAnsi="Times New Roman" w:eastAsia="微软雅黑" w:cs="Times New Roman"/>
+                <w:sz w:val="18"/>
+                <w:szCs w:val="18"/>
+                <w:lang w:eastAsia="zh-CN"/>
+              </w:rPr>
+              <w:t>Str %}{%if loop.last%}</w:t>
+            </w:r>
+            <w:r>
+              <w:rPr>
+                <w:rFonts w:hint="eastAsia" w:ascii="Times New Roman" w:hAnsi="Times New Roman" w:eastAsia="微软雅黑" w:cs="Times New Roman"/>
+                <w:sz w:val="18"/>
+                <w:szCs w:val="18"/>
+                <w:lang w:eastAsia="zh-CN"/>
+              </w:rPr>
+              <w:t>{{ d.nameLevel }}</w:t>
+            </w:r>
+            <w:r>
+              <w:rPr>
+                <w:rFonts w:ascii="Times New Roman" w:hAnsi="Times New Roman" w:eastAsia="微软雅黑" w:cs="Times New Roman"/>
+                <w:sz w:val="18"/>
+                <w:szCs w:val="18"/>
+                <w:lang w:eastAsia="zh-CN"/>
+              </w:rPr>
+              <w:t>{%else%}</w:t>
+            </w:r>
+            <w:r>
+              <w:rPr>
+                <w:rFonts w:hint="eastAsia" w:ascii="Times New Roman" w:hAnsi="Times New Roman" w:eastAsia="微软雅黑" w:cs="Times New Roman"/>
+                <w:sz w:val="18"/>
+                <w:szCs w:val="18"/>
+                <w:lang w:eastAsia="zh-CN"/>
+              </w:rPr>
+              <w:t>{{ d.nameLevel }}</w:t>
+            </w:r>
+            <w:r>
+              <w:rPr>
+                <w:rFonts w:ascii="Times New Roman" w:hAnsi="Times New Roman" w:eastAsia="微软雅黑" w:cs="Times New Roman"/>
+                <w:sz w:val="18"/>
+                <w:szCs w:val="18"/>
+                <w:lang w:eastAsia="zh-CN"/>
+              </w:rPr>
+              <w:t>，{%endif%}{% endfor %}{% endif%}</w:t>
+            </w:r>
+          </w:p>
+        </w:tc>
+      </w:tr>
+      <w:tr>
+        <w:tblPrEx>
+          <w:tblBorders>
+            <w:top w:val="single" w:color="auto" w:sz="4" w:space="0"/>
+            <w:left w:val="single" w:color="auto" w:sz="4" w:space="0"/>
+            <w:bottom w:val="single" w:color="auto" w:sz="4" w:space="0"/>
+            <w:right w:val="single" w:color="auto" w:sz="4" w:space="0"/>
+            <w:insideH w:val="single" w:color="auto" w:sz="4" w:space="0"/>
+            <w:insideV w:val="single" w:color="auto" w:sz="4" w:space="0"/>
+          </w:tblBorders>
+          <w:tblCellMar>
+            <w:top w:w="0" w:type="dxa"/>
+            <w:left w:w="108" w:type="dxa"/>
+            <w:bottom w:w="0" w:type="dxa"/>
+            <w:right w:w="108" w:type="dxa"/>
+          </w:tblCellMar>
+        </w:tblPrEx>
+        <w:trPr>
+          <w:trHeight w:val="474" w:hRule="atLeast"/>
+          <w:jc w:val="center"/>
+        </w:trPr>
+        <w:tc>
+          <w:tcPr>
+            <w:tcW w:w="432" w:type="dxa"/>
+            <w:vMerge w:val="continue"/>
+            <w:shd w:val="clear" w:color="auto" w:fill="auto"/>
+            <w:vAlign w:val="center"/>
+          </w:tcPr>
+          <w:p>
+            <w:pPr>
+              <w:keepNext/>
+              <w:keepLines w:val="0"/>
+              <w:pageBreakBefore w:val="0"/>
+              <w:widowControl/>
+              <w:kinsoku/>
+              <w:wordWrap/>
+              <w:overflowPunct/>
+              <w:topLinePunct w:val="0"/>
+              <w:autoSpaceDE/>
+              <w:autoSpaceDN/>
+              <w:bidi w:val="0"/>
+              <w:adjustRightInd/>
+              <w:snapToGrid/>
+              <w:spacing w:after="0"/>
+              <w:jc w:val="center"/>
+              <w:textAlignment w:val="auto"/>
+              <w:rPr>
+                <w:rFonts w:ascii="Times New Roman" w:hAnsi="Times New Roman" w:eastAsia="微软雅黑" w:cs="Times New Roman"/>
+                <w:b/>
+                <w:color w:val="43A5A1"/>
+                <w:sz w:val="18"/>
+                <w:szCs w:val="18"/>
+                <w:lang w:eastAsia="zh-CN"/>
+              </w:rPr>
+            </w:pPr>
+          </w:p>
+        </w:tc>
+        <w:tc>
+          <w:tcPr>
+            <w:tcW w:w="1191" w:type="dxa"/>
+            <w:shd w:val="clear" w:color="auto" w:fill="auto"/>
+            <w:vAlign w:val="center"/>
+          </w:tcPr>
+          <w:p>
+            <w:pPr>
+              <w:keepNext/>
+              <w:keepLines w:val="0"/>
+              <w:pageBreakBefore w:val="0"/>
+              <w:widowControl/>
+              <w:kinsoku/>
+              <w:wordWrap/>
+              <w:overflowPunct/>
+              <w:topLinePunct w:val="0"/>
+              <w:autoSpaceDE/>
+              <w:autoSpaceDN/>
+              <w:bidi w:val="0"/>
+              <w:adjustRightInd/>
+              <w:snapToGrid/>
+              <w:spacing w:after="0"/>
+              <w:jc w:val="center"/>
+              <w:textAlignment w:val="auto"/>
+              <w:rPr>
+                <w:rFonts w:ascii="Times New Roman" w:hAnsi="Times New Roman" w:eastAsia="微软雅黑" w:cs="Times New Roman"/>
+                <w:b/>
+                <w:color w:val="43A5A1"/>
+                <w:sz w:val="18"/>
+                <w:szCs w:val="18"/>
+                <w:lang w:eastAsia="zh-CN"/>
+              </w:rPr>
+            </w:pPr>
+            <w:r>
+              <w:rPr>
+                <w:rFonts w:ascii="Times New Roman" w:hAnsi="Times New Roman" w:eastAsia="微软雅黑" w:cs="Times New Roman"/>
+                <w:b/>
+                <w:color w:val="43A5A1"/>
+                <w:sz w:val="18"/>
+                <w:szCs w:val="18"/>
+                <w:lang w:eastAsia="zh-CN"/>
+              </w:rPr>
+              <w:t>B级</w:t>
+            </w:r>
+          </w:p>
+        </w:tc>
+        <w:tc>
+          <w:tcPr>
+            <w:tcW w:w="8247" w:type="dxa"/>
+            <w:shd w:val="clear" w:color="auto" w:fill="auto"/>
+            <w:vAlign w:val="center"/>
+          </w:tcPr>
+          <w:p>
+            <w:pPr>
+              <w:keepNext/>
+              <w:keepLines w:val="0"/>
+              <w:pageBreakBefore w:val="0"/>
+              <w:widowControl/>
+              <w:kinsoku/>
+              <w:wordWrap/>
+              <w:overflowPunct/>
+              <w:topLinePunct w:val="0"/>
+              <w:autoSpaceDE/>
+              <w:autoSpaceDN/>
+              <w:bidi w:val="0"/>
+              <w:adjustRightInd/>
+              <w:snapToGrid/>
+              <w:spacing w:after="0"/>
+              <w:jc w:val="center"/>
+              <w:textAlignment w:val="auto"/>
+              <w:rPr>
+                <w:rFonts w:ascii="Times New Roman" w:hAnsi="Times New Roman" w:eastAsia="微软雅黑" w:cs="Times New Roman"/>
+                <w:sz w:val="18"/>
+                <w:szCs w:val="18"/>
+                <w:lang w:eastAsia="zh-CN"/>
+              </w:rPr>
+            </w:pPr>
+            <w:r>
+              <w:rPr>
+                <w:rFonts w:ascii="Times New Roman" w:hAnsi="Times New Roman" w:eastAsia="微软雅黑" w:cs="Times New Roman"/>
+                <w:sz w:val="18"/>
+                <w:szCs w:val="18"/>
+                <w:lang w:eastAsia="zh-CN"/>
+              </w:rPr>
+              <w:t>{% if tdd.resistant</w:t>
+            </w:r>
+            <w:r>
+              <w:rPr>
+                <w:rFonts w:hint="eastAsia" w:ascii="Times New Roman" w:hAnsi="Times New Roman" w:eastAsia="微软雅黑" w:cs="Times New Roman"/>
+                <w:sz w:val="18"/>
+                <w:szCs w:val="18"/>
+                <w:lang w:eastAsia="zh-CN"/>
+              </w:rPr>
+              <w:t>b</w:t>
+            </w:r>
+            <w:r>
+              <w:rPr>
+                <w:rFonts w:ascii="Times New Roman" w:hAnsi="Times New Roman" w:eastAsia="微软雅黑" w:cs="Times New Roman"/>
+                <w:sz w:val="18"/>
+                <w:szCs w:val="18"/>
+                <w:lang w:eastAsia="zh-CN"/>
+              </w:rPr>
+              <w:t>Str == [] %}无{% else%}{% for d in tdd.resistant</w:t>
+            </w:r>
+            <w:r>
+              <w:rPr>
+                <w:rFonts w:hint="eastAsia" w:ascii="Times New Roman" w:hAnsi="Times New Roman" w:eastAsia="微软雅黑" w:cs="Times New Roman"/>
+                <w:sz w:val="18"/>
+                <w:szCs w:val="18"/>
+                <w:lang w:eastAsia="zh-CN"/>
+              </w:rPr>
+              <w:t>b</w:t>
             </w:r>
             <w:r>
               <w:rPr>
@@ -13755,455 +14183,6 @@
         <w:tc>
           <w:tcPr>
             <w:tcW w:w="432" w:type="dxa"/>
-            <w:vMerge w:val="restart"/>
-            <w:shd w:val="clear" w:color="auto" w:fill="auto"/>
-            <w:vAlign w:val="center"/>
-          </w:tcPr>
-          <w:p>
-            <w:pPr>
-              <w:keepNext/>
-              <w:keepLines w:val="0"/>
-              <w:pageBreakBefore w:val="0"/>
-              <w:widowControl/>
-              <w:kinsoku/>
-              <w:wordWrap/>
-              <w:overflowPunct/>
-              <w:topLinePunct w:val="0"/>
-              <w:autoSpaceDE/>
-              <w:autoSpaceDN/>
-              <w:bidi w:val="0"/>
-              <w:adjustRightInd/>
-              <w:snapToGrid/>
-              <w:spacing w:after="0"/>
-              <w:jc w:val="center"/>
-              <w:textAlignment w:val="auto"/>
-              <w:rPr>
-                <w:rFonts w:ascii="Times New Roman" w:hAnsi="Times New Roman" w:eastAsia="微软雅黑" w:cs="Times New Roman"/>
-                <w:b/>
-                <w:color w:val="43A5A1"/>
-                <w:sz w:val="18"/>
-                <w:szCs w:val="18"/>
-                <w:lang w:eastAsia="zh-CN"/>
-              </w:rPr>
-            </w:pPr>
-            <w:r>
-              <w:rPr>
-                <w:rFonts w:ascii="Times New Roman" w:hAnsi="Times New Roman" w:eastAsia="微软雅黑" w:cs="Times New Roman"/>
-                <w:b/>
-                <w:color w:val="43A5A1"/>
-                <w:sz w:val="18"/>
-                <w:szCs w:val="18"/>
-                <w:lang w:eastAsia="zh-CN"/>
-              </w:rPr>
-              <w:t>潜在耐药信息</w:t>
-            </w:r>
-          </w:p>
-        </w:tc>
-        <w:tc>
-          <w:tcPr>
-            <w:tcW w:w="1191" w:type="dxa"/>
-            <w:shd w:val="clear" w:color="auto" w:fill="auto"/>
-            <w:vAlign w:val="center"/>
-          </w:tcPr>
-          <w:p>
-            <w:pPr>
-              <w:keepNext/>
-              <w:keepLines w:val="0"/>
-              <w:pageBreakBefore w:val="0"/>
-              <w:widowControl/>
-              <w:kinsoku/>
-              <w:wordWrap/>
-              <w:overflowPunct/>
-              <w:topLinePunct w:val="0"/>
-              <w:autoSpaceDE/>
-              <w:autoSpaceDN/>
-              <w:bidi w:val="0"/>
-              <w:adjustRightInd/>
-              <w:snapToGrid/>
-              <w:spacing w:after="0"/>
-              <w:jc w:val="center"/>
-              <w:textAlignment w:val="auto"/>
-              <w:rPr>
-                <w:rFonts w:ascii="Times New Roman" w:hAnsi="Times New Roman" w:eastAsia="微软雅黑" w:cs="Times New Roman"/>
-                <w:b/>
-                <w:color w:val="43A5A1"/>
-                <w:sz w:val="18"/>
-                <w:szCs w:val="18"/>
-                <w:lang w:eastAsia="zh-CN"/>
-              </w:rPr>
-            </w:pPr>
-            <w:r>
-              <w:rPr>
-                <w:rFonts w:ascii="Times New Roman" w:hAnsi="Times New Roman" w:eastAsia="微软雅黑" w:cs="Times New Roman"/>
-                <w:b/>
-                <w:color w:val="43A5A1"/>
-                <w:sz w:val="18"/>
-                <w:szCs w:val="18"/>
-                <w:lang w:eastAsia="zh-CN"/>
-              </w:rPr>
-              <w:t>A级</w:t>
-            </w:r>
-          </w:p>
-        </w:tc>
-        <w:tc>
-          <w:tcPr>
-            <w:tcW w:w="8247" w:type="dxa"/>
-            <w:shd w:val="clear" w:color="auto" w:fill="auto"/>
-            <w:vAlign w:val="center"/>
-          </w:tcPr>
-          <w:p>
-            <w:pPr>
-              <w:keepNext/>
-              <w:keepLines w:val="0"/>
-              <w:pageBreakBefore w:val="0"/>
-              <w:widowControl/>
-              <w:kinsoku/>
-              <w:wordWrap/>
-              <w:overflowPunct/>
-              <w:topLinePunct w:val="0"/>
-              <w:autoSpaceDE/>
-              <w:autoSpaceDN/>
-              <w:bidi w:val="0"/>
-              <w:adjustRightInd/>
-              <w:snapToGrid/>
-              <w:spacing w:after="0"/>
-              <w:jc w:val="center"/>
-              <w:textAlignment w:val="auto"/>
-              <w:rPr>
-                <w:rFonts w:ascii="Times New Roman" w:hAnsi="Times New Roman" w:eastAsia="微软雅黑" w:cs="Times New Roman"/>
-                <w:sz w:val="18"/>
-                <w:szCs w:val="18"/>
-                <w:lang w:eastAsia="zh-CN"/>
-              </w:rPr>
-            </w:pPr>
-            <w:r>
-              <w:rPr>
-                <w:rFonts w:ascii="Times New Roman" w:hAnsi="Times New Roman" w:eastAsia="微软雅黑" w:cs="Times New Roman"/>
-                <w:sz w:val="18"/>
-                <w:szCs w:val="18"/>
-                <w:lang w:eastAsia="zh-CN"/>
-              </w:rPr>
-              <w:t>{% if tdd.resistant</w:t>
-            </w:r>
-            <w:r>
-              <w:rPr>
-                <w:rFonts w:hint="eastAsia" w:ascii="Times New Roman" w:hAnsi="Times New Roman" w:eastAsia="微软雅黑" w:cs="Times New Roman"/>
-                <w:sz w:val="18"/>
-                <w:szCs w:val="18"/>
-                <w:lang w:eastAsia="zh-CN"/>
-              </w:rPr>
-              <w:t>a</w:t>
-            </w:r>
-            <w:r>
-              <w:rPr>
-                <w:rFonts w:ascii="Times New Roman" w:hAnsi="Times New Roman" w:eastAsia="微软雅黑" w:cs="Times New Roman"/>
-                <w:sz w:val="18"/>
-                <w:szCs w:val="18"/>
-                <w:lang w:eastAsia="zh-CN"/>
-              </w:rPr>
-              <w:t>Str == [] %}无{% else%}{% for d in tdd.resistant</w:t>
-            </w:r>
-            <w:r>
-              <w:rPr>
-                <w:rFonts w:hint="eastAsia" w:ascii="Times New Roman" w:hAnsi="Times New Roman" w:eastAsia="微软雅黑" w:cs="Times New Roman"/>
-                <w:sz w:val="18"/>
-                <w:szCs w:val="18"/>
-                <w:lang w:eastAsia="zh-CN"/>
-              </w:rPr>
-              <w:t>a</w:t>
-            </w:r>
-            <w:r>
-              <w:rPr>
-                <w:rFonts w:ascii="Times New Roman" w:hAnsi="Times New Roman" w:eastAsia="微软雅黑" w:cs="Times New Roman"/>
-                <w:sz w:val="18"/>
-                <w:szCs w:val="18"/>
-                <w:lang w:eastAsia="zh-CN"/>
-              </w:rPr>
-              <w:t>Str %}{%if loop.last%}</w:t>
-            </w:r>
-            <w:r>
-              <w:rPr>
-                <w:rFonts w:hint="eastAsia" w:ascii="Times New Roman" w:hAnsi="Times New Roman" w:eastAsia="微软雅黑" w:cs="Times New Roman"/>
-                <w:sz w:val="18"/>
-                <w:szCs w:val="18"/>
-                <w:lang w:eastAsia="zh-CN"/>
-              </w:rPr>
-              <w:t>{{ d.nameLevel }}</w:t>
-            </w:r>
-            <w:r>
-              <w:rPr>
-                <w:rFonts w:ascii="Times New Roman" w:hAnsi="Times New Roman" w:eastAsia="微软雅黑" w:cs="Times New Roman"/>
-                <w:sz w:val="18"/>
-                <w:szCs w:val="18"/>
-                <w:lang w:eastAsia="zh-CN"/>
-              </w:rPr>
-              <w:t>{%else%}</w:t>
-            </w:r>
-            <w:r>
-              <w:rPr>
-                <w:rFonts w:hint="eastAsia" w:ascii="Times New Roman" w:hAnsi="Times New Roman" w:eastAsia="微软雅黑" w:cs="Times New Roman"/>
-                <w:sz w:val="18"/>
-                <w:szCs w:val="18"/>
-                <w:lang w:eastAsia="zh-CN"/>
-              </w:rPr>
-              <w:t>{{ d.nameLevel }}</w:t>
-            </w:r>
-            <w:r>
-              <w:rPr>
-                <w:rFonts w:ascii="Times New Roman" w:hAnsi="Times New Roman" w:eastAsia="微软雅黑" w:cs="Times New Roman"/>
-                <w:sz w:val="18"/>
-                <w:szCs w:val="18"/>
-                <w:lang w:eastAsia="zh-CN"/>
-              </w:rPr>
-              <w:t>，{%endif%}{% endfor %}{% endif%}</w:t>
-            </w:r>
-          </w:p>
-        </w:tc>
-      </w:tr>
-      <w:tr>
-        <w:tblPrEx>
-          <w:tblBorders>
-            <w:top w:val="single" w:color="auto" w:sz="4" w:space="0"/>
-            <w:left w:val="single" w:color="auto" w:sz="4" w:space="0"/>
-            <w:bottom w:val="single" w:color="auto" w:sz="4" w:space="0"/>
-            <w:right w:val="single" w:color="auto" w:sz="4" w:space="0"/>
-            <w:insideH w:val="single" w:color="auto" w:sz="4" w:space="0"/>
-            <w:insideV w:val="single" w:color="auto" w:sz="4" w:space="0"/>
-          </w:tblBorders>
-          <w:shd w:val="clear" w:color="auto" w:fill="auto"/>
-          <w:tblCellMar>
-            <w:top w:w="0" w:type="dxa"/>
-            <w:left w:w="108" w:type="dxa"/>
-            <w:bottom w:w="0" w:type="dxa"/>
-            <w:right w:w="108" w:type="dxa"/>
-          </w:tblCellMar>
-        </w:tblPrEx>
-        <w:trPr>
-          <w:trHeight w:val="474" w:hRule="atLeast"/>
-          <w:jc w:val="center"/>
-        </w:trPr>
-        <w:tc>
-          <w:tcPr>
-            <w:tcW w:w="432" w:type="dxa"/>
-            <w:vMerge w:val="continue"/>
-            <w:shd w:val="clear" w:color="auto" w:fill="auto"/>
-            <w:vAlign w:val="center"/>
-          </w:tcPr>
-          <w:p>
-            <w:pPr>
-              <w:keepNext/>
-              <w:keepLines w:val="0"/>
-              <w:pageBreakBefore w:val="0"/>
-              <w:widowControl/>
-              <w:kinsoku/>
-              <w:wordWrap/>
-              <w:overflowPunct/>
-              <w:topLinePunct w:val="0"/>
-              <w:autoSpaceDE/>
-              <w:autoSpaceDN/>
-              <w:bidi w:val="0"/>
-              <w:adjustRightInd/>
-              <w:snapToGrid/>
-              <w:spacing w:after="0"/>
-              <w:jc w:val="center"/>
-              <w:textAlignment w:val="auto"/>
-              <w:rPr>
-                <w:rFonts w:ascii="Times New Roman" w:hAnsi="Times New Roman" w:eastAsia="微软雅黑" w:cs="Times New Roman"/>
-                <w:b/>
-                <w:color w:val="43A5A1"/>
-                <w:sz w:val="18"/>
-                <w:szCs w:val="18"/>
-                <w:lang w:eastAsia="zh-CN"/>
-              </w:rPr>
-            </w:pPr>
-          </w:p>
-        </w:tc>
-        <w:tc>
-          <w:tcPr>
-            <w:tcW w:w="1191" w:type="dxa"/>
-            <w:shd w:val="clear" w:color="auto" w:fill="auto"/>
-            <w:vAlign w:val="center"/>
-          </w:tcPr>
-          <w:p>
-            <w:pPr>
-              <w:keepNext/>
-              <w:keepLines w:val="0"/>
-              <w:pageBreakBefore w:val="0"/>
-              <w:widowControl/>
-              <w:kinsoku/>
-              <w:wordWrap/>
-              <w:overflowPunct/>
-              <w:topLinePunct w:val="0"/>
-              <w:autoSpaceDE/>
-              <w:autoSpaceDN/>
-              <w:bidi w:val="0"/>
-              <w:adjustRightInd/>
-              <w:snapToGrid/>
-              <w:spacing w:after="0"/>
-              <w:jc w:val="center"/>
-              <w:textAlignment w:val="auto"/>
-              <w:rPr>
-                <w:rFonts w:ascii="Times New Roman" w:hAnsi="Times New Roman" w:eastAsia="微软雅黑" w:cs="Times New Roman"/>
-                <w:b/>
-                <w:color w:val="43A5A1"/>
-                <w:sz w:val="18"/>
-                <w:szCs w:val="18"/>
-                <w:lang w:eastAsia="zh-CN"/>
-              </w:rPr>
-            </w:pPr>
-            <w:r>
-              <w:rPr>
-                <w:rFonts w:ascii="Times New Roman" w:hAnsi="Times New Roman" w:eastAsia="微软雅黑" w:cs="Times New Roman"/>
-                <w:b/>
-                <w:color w:val="43A5A1"/>
-                <w:sz w:val="18"/>
-                <w:szCs w:val="18"/>
-                <w:lang w:eastAsia="zh-CN"/>
-              </w:rPr>
-              <w:t>B级</w:t>
-            </w:r>
-          </w:p>
-        </w:tc>
-        <w:tc>
-          <w:tcPr>
-            <w:tcW w:w="8247" w:type="dxa"/>
-            <w:shd w:val="clear" w:color="auto" w:fill="auto"/>
-            <w:vAlign w:val="center"/>
-          </w:tcPr>
-          <w:p>
-            <w:pPr>
-              <w:keepNext/>
-              <w:keepLines w:val="0"/>
-              <w:pageBreakBefore w:val="0"/>
-              <w:widowControl/>
-              <w:kinsoku/>
-              <w:wordWrap/>
-              <w:overflowPunct/>
-              <w:topLinePunct w:val="0"/>
-              <w:autoSpaceDE/>
-              <w:autoSpaceDN/>
-              <w:bidi w:val="0"/>
-              <w:adjustRightInd/>
-              <w:snapToGrid/>
-              <w:spacing w:after="0"/>
-              <w:jc w:val="center"/>
-              <w:textAlignment w:val="auto"/>
-              <w:rPr>
-                <w:rFonts w:ascii="Times New Roman" w:hAnsi="Times New Roman" w:eastAsia="微软雅黑" w:cs="Times New Roman"/>
-                <w:sz w:val="18"/>
-                <w:szCs w:val="18"/>
-                <w:lang w:eastAsia="zh-CN"/>
-              </w:rPr>
-            </w:pPr>
-            <w:r>
-              <w:rPr>
-                <w:rFonts w:ascii="Times New Roman" w:hAnsi="Times New Roman" w:eastAsia="微软雅黑" w:cs="Times New Roman"/>
-                <w:sz w:val="18"/>
-                <w:szCs w:val="18"/>
-                <w:lang w:eastAsia="zh-CN"/>
-              </w:rPr>
-              <w:t>{% if tdd.resistant</w:t>
-            </w:r>
-            <w:r>
-              <w:rPr>
-                <w:rFonts w:hint="eastAsia" w:ascii="Times New Roman" w:hAnsi="Times New Roman" w:eastAsia="微软雅黑" w:cs="Times New Roman"/>
-                <w:sz w:val="18"/>
-                <w:szCs w:val="18"/>
-                <w:lang w:eastAsia="zh-CN"/>
-              </w:rPr>
-              <w:t>b</w:t>
-            </w:r>
-            <w:r>
-              <w:rPr>
-                <w:rFonts w:ascii="Times New Roman" w:hAnsi="Times New Roman" w:eastAsia="微软雅黑" w:cs="Times New Roman"/>
-                <w:sz w:val="18"/>
-                <w:szCs w:val="18"/>
-                <w:lang w:eastAsia="zh-CN"/>
-              </w:rPr>
-              <w:t>Str == [] %}无{% else%}{% for d in tdd.resistant</w:t>
-            </w:r>
-            <w:r>
-              <w:rPr>
-                <w:rFonts w:hint="eastAsia" w:ascii="Times New Roman" w:hAnsi="Times New Roman" w:eastAsia="微软雅黑" w:cs="Times New Roman"/>
-                <w:sz w:val="18"/>
-                <w:szCs w:val="18"/>
-                <w:lang w:eastAsia="zh-CN"/>
-              </w:rPr>
-              <w:t>b</w:t>
-            </w:r>
-            <w:r>
-              <w:rPr>
-                <w:rFonts w:ascii="Times New Roman" w:hAnsi="Times New Roman" w:eastAsia="微软雅黑" w:cs="Times New Roman"/>
-                <w:sz w:val="18"/>
-                <w:szCs w:val="18"/>
-                <w:lang w:eastAsia="zh-CN"/>
-              </w:rPr>
-              <w:t>Str %}{%if loop.last%}</w:t>
-            </w:r>
-            <w:r>
-              <w:rPr>
-                <w:rFonts w:hint="eastAsia" w:ascii="Times New Roman" w:hAnsi="Times New Roman" w:eastAsia="微软雅黑" w:cs="Times New Roman"/>
-                <w:sz w:val="18"/>
-                <w:szCs w:val="18"/>
-                <w:lang w:eastAsia="zh-CN"/>
-              </w:rPr>
-              <w:t>{{ d.nameLevel }}</w:t>
-            </w:r>
-            <w:r>
-              <w:rPr>
-                <w:rFonts w:ascii="Times New Roman" w:hAnsi="Times New Roman" w:eastAsia="微软雅黑" w:cs="Times New Roman"/>
-                <w:sz w:val="18"/>
-                <w:szCs w:val="18"/>
-                <w:lang w:eastAsia="zh-CN"/>
-              </w:rPr>
-              <w:t>{%else%}</w:t>
-            </w:r>
-            <w:r>
-              <w:rPr>
-                <w:rFonts w:hint="eastAsia" w:ascii="Times New Roman" w:hAnsi="Times New Roman" w:eastAsia="微软雅黑" w:cs="Times New Roman"/>
-                <w:sz w:val="18"/>
-                <w:szCs w:val="18"/>
-                <w:lang w:eastAsia="zh-CN"/>
-              </w:rPr>
-              <w:t>{{ d.nameLevel }}</w:t>
-            </w:r>
-            <w:r>
-              <w:rPr>
-                <w:rFonts w:ascii="Times New Roman" w:hAnsi="Times New Roman" w:eastAsia="微软雅黑" w:cs="Times New Roman"/>
-                <w:sz w:val="18"/>
-                <w:szCs w:val="18"/>
-                <w:lang w:eastAsia="zh-CN"/>
-              </w:rPr>
-              <w:t>，{%endif%}{% endfor %}{% endif%}</w:t>
-            </w:r>
-          </w:p>
-        </w:tc>
-      </w:tr>
-      <w:tr>
-        <w:tblPrEx>
-          <w:tblBorders>
-            <w:top w:val="single" w:color="auto" w:sz="4" w:space="0"/>
-            <w:left w:val="single" w:color="auto" w:sz="4" w:space="0"/>
-            <w:bottom w:val="single" w:color="auto" w:sz="4" w:space="0"/>
-            <w:right w:val="single" w:color="auto" w:sz="4" w:space="0"/>
-            <w:insideH w:val="single" w:color="auto" w:sz="4" w:space="0"/>
-            <w:insideV w:val="single" w:color="auto" w:sz="4" w:space="0"/>
-          </w:tblBorders>
-          <w:shd w:val="clear" w:color="auto" w:fill="auto"/>
-          <w:tblCellMar>
-            <w:top w:w="0" w:type="dxa"/>
-            <w:left w:w="108" w:type="dxa"/>
-            <w:bottom w:w="0" w:type="dxa"/>
-            <w:right w:w="108" w:type="dxa"/>
-          </w:tblCellMar>
-        </w:tblPrEx>
-        <w:trPr>
-          <w:trHeight w:val="474" w:hRule="atLeast"/>
-          <w:jc w:val="center"/>
-        </w:trPr>
-        <w:tc>
-          <w:tcPr>
-            <w:tcW w:w="432" w:type="dxa"/>
             <w:vMerge w:val="continue"/>
             <w:shd w:val="clear" w:color="auto" w:fill="auto"/>
             <w:vAlign w:val="center"/>
@@ -14637,6 +14616,7 @@
             <w:insideH w:val="single" w:color="auto" w:sz="4" w:space="0"/>
             <w:insideV w:val="single" w:color="auto" w:sz="4" w:space="0"/>
           </w:tblBorders>
+          <w:shd w:val="clear" w:color="auto" w:fill="auto"/>
           <w:tblCellMar>
             <w:top w:w="0" w:type="dxa"/>
             <w:left w:w="108" w:type="dxa"/>
@@ -14913,6 +14893,12 @@
             <w:insideH w:val="dotted" w:color="45A3A7" w:sz="4" w:space="0"/>
             <w:insideV w:val="dotted" w:color="45A3A7" w:sz="4" w:space="0"/>
           </w:tblBorders>
+          <w:tblCellMar>
+            <w:top w:w="0" w:type="dxa"/>
+            <w:left w:w="108" w:type="dxa"/>
+            <w:bottom w:w="0" w:type="dxa"/>
+            <w:right w:w="108" w:type="dxa"/>
+          </w:tblCellMar>
         </w:tblPrEx>
         <w:trPr>
           <w:trHeight w:val="417" w:hRule="atLeast"/>
@@ -15986,7 +15972,6 @@
             <w:insideH w:val="single" w:color="auto" w:sz="4" w:space="0"/>
             <w:insideV w:val="single" w:color="auto" w:sz="4" w:space="0"/>
           </w:tblBorders>
-          <w:shd w:val="clear" w:color="auto" w:fill="auto"/>
           <w:tblCellMar>
             <w:top w:w="0" w:type="dxa"/>
             <w:left w:w="108" w:type="dxa"/>
@@ -16504,6 +16489,12 @@
             <w:insideV w:val="single" w:color="auto" w:sz="4" w:space="0"/>
           </w:tblBorders>
           <w:shd w:val="clear" w:color="auto" w:fill="auto"/>
+          <w:tblCellMar>
+            <w:top w:w="0" w:type="dxa"/>
+            <w:left w:w="108" w:type="dxa"/>
+            <w:bottom w:w="0" w:type="dxa"/>
+            <w:right w:w="108" w:type="dxa"/>
+          </w:tblCellMar>
         </w:tblPrEx>
         <w:trPr>
           <w:trHeight w:val="420" w:hRule="atLeast"/>
@@ -17507,13 +17498,6 @@
             <w:insideH w:val="single" w:color="auto" w:sz="4" w:space="0"/>
             <w:insideV w:val="single" w:color="auto" w:sz="4" w:space="0"/>
           </w:tblBorders>
-          <w:shd w:val="clear" w:color="auto" w:fill="auto"/>
-          <w:tblCellMar>
-            <w:top w:w="0" w:type="dxa"/>
-            <w:left w:w="108" w:type="dxa"/>
-            <w:bottom w:w="0" w:type="dxa"/>
-            <w:right w:w="108" w:type="dxa"/>
-          </w:tblCellMar>
         </w:tblPrEx>
         <w:tc>
           <w:tcPr>
@@ -17614,7 +17598,6 @@
             <w:insideH w:val="single" w:color="auto" w:sz="4" w:space="0"/>
             <w:insideV w:val="single" w:color="auto" w:sz="4" w:space="0"/>
           </w:tblBorders>
-          <w:shd w:val="clear" w:color="auto" w:fill="auto"/>
           <w:tblCellMar>
             <w:top w:w="0" w:type="dxa"/>
             <w:left w:w="108" w:type="dxa"/>
@@ -17754,7 +17737,29 @@
           <w:szCs w:val="24"/>
           <w:lang w:eastAsia="zh-CN"/>
         </w:rPr>
-        <w:t>{{ tdd.comutation }}</w:t>
+        <w:t>{{ tdd.comutation</w:t>
+      </w:r>
+      <w:r>
+        <w:rPr>
+          <w:rFonts w:hint="eastAsia" w:eastAsia="微软雅黑" w:cs="Times New Roman"/>
+          <w:b/>
+          <w:color w:val="43A5A1"/>
+          <w:sz w:val="24"/>
+          <w:szCs w:val="24"/>
+          <w:lang w:val="en-US" w:eastAsia="zh-CN"/>
+        </w:rPr>
+        <w:t>1</w:t>
+      </w:r>
+      <w:r>
+        <w:rPr>
+          <w:rFonts w:hint="eastAsia" w:ascii="Times New Roman" w:hAnsi="Times New Roman" w:eastAsia="微软雅黑" w:cs="Times New Roman"/>
+          <w:b/>
+          <w:color w:val="43A5A1"/>
+          <w:sz w:val="24"/>
+          <w:szCs w:val="24"/>
+          <w:lang w:eastAsia="zh-CN"/>
+        </w:rPr>
+        <w:t xml:space="preserve"> }}</w:t>
       </w:r>
     </w:p>
     <w:tbl>
@@ -17796,7 +17801,6 @@
             <w:insideH w:val="single" w:color="auto" w:sz="4" w:space="0"/>
             <w:insideV w:val="single" w:color="auto" w:sz="4" w:space="0"/>
           </w:tblBorders>
-          <w:shd w:val="clear" w:color="auto" w:fill="auto"/>
           <w:tblCellMar>
             <w:top w:w="0" w:type="dxa"/>
             <w:left w:w="108" w:type="dxa"/>
@@ -17895,8 +17899,10 @@
                 <w:szCs w:val="18"/>
                 <w:lang w:eastAsia="zh-CN"/>
               </w:rPr>
-              <w:t>-</w:t>
-            </w:r>
+              <w:t>{{tdd.comutation}}</w:t>
+            </w:r>
+            <w:bookmarkStart w:id="30" w:name="_GoBack"/>
+            <w:bookmarkEnd w:id="30"/>
           </w:p>
         </w:tc>
       </w:tr>
@@ -17910,7 +17916,6 @@
             <w:insideH w:val="single" w:color="auto" w:sz="4" w:space="0"/>
             <w:insideV w:val="single" w:color="auto" w:sz="4" w:space="0"/>
           </w:tblBorders>
-          <w:shd w:val="clear" w:color="auto" w:fill="auto"/>
           <w:tblCellMar>
             <w:top w:w="0" w:type="dxa"/>
             <w:left w:w="108" w:type="dxa"/>
@@ -18010,6 +18015,576 @@
                 <w:lang w:eastAsia="zh-CN"/>
               </w:rPr>
               <w:t>{{ tdd.mutFreq }}</w:t>
+            </w:r>
+          </w:p>
+        </w:tc>
+      </w:tr>
+      <w:tr>
+        <w:tblPrEx>
+          <w:tblBorders>
+            <w:top w:val="single" w:color="auto" w:sz="4" w:space="0"/>
+            <w:left w:val="single" w:color="auto" w:sz="4" w:space="0"/>
+            <w:bottom w:val="single" w:color="auto" w:sz="4" w:space="0"/>
+            <w:right w:val="single" w:color="auto" w:sz="4" w:space="0"/>
+            <w:insideH w:val="single" w:color="auto" w:sz="4" w:space="0"/>
+            <w:insideV w:val="single" w:color="auto" w:sz="4" w:space="0"/>
+          </w:tblBorders>
+          <w:tblCellMar>
+            <w:top w:w="0" w:type="dxa"/>
+            <w:left w:w="108" w:type="dxa"/>
+            <w:bottom w:w="0" w:type="dxa"/>
+            <w:right w:w="108" w:type="dxa"/>
+          </w:tblCellMar>
+        </w:tblPrEx>
+        <w:trPr>
+          <w:trHeight w:val="474" w:hRule="atLeast"/>
+          <w:jc w:val="center"/>
+        </w:trPr>
+        <w:tc>
+          <w:tcPr>
+            <w:tcW w:w="432" w:type="dxa"/>
+            <w:vMerge w:val="restart"/>
+            <w:shd w:val="clear" w:color="auto" w:fill="auto"/>
+            <w:vAlign w:val="center"/>
+          </w:tcPr>
+          <w:p>
+            <w:pPr>
+              <w:keepLines w:val="0"/>
+              <w:pageBreakBefore w:val="0"/>
+              <w:widowControl/>
+              <w:kinsoku/>
+              <w:wordWrap/>
+              <w:overflowPunct/>
+              <w:topLinePunct w:val="0"/>
+              <w:autoSpaceDE/>
+              <w:autoSpaceDN/>
+              <w:bidi w:val="0"/>
+              <w:adjustRightInd/>
+              <w:snapToGrid/>
+              <w:spacing w:after="0" w:line="250" w:lineRule="auto"/>
+              <w:jc w:val="center"/>
+              <w:textAlignment w:val="auto"/>
+              <w:rPr>
+                <w:rFonts w:ascii="Times New Roman" w:hAnsi="Times New Roman" w:eastAsia="微软雅黑" w:cs="Times New Roman"/>
+                <w:color w:val="43A5A1"/>
+                <w:sz w:val="18"/>
+                <w:szCs w:val="18"/>
+                <w:lang w:eastAsia="zh-CN"/>
+              </w:rPr>
+            </w:pPr>
+            <w:r>
+              <w:rPr>
+                <w:rFonts w:ascii="Times New Roman" w:hAnsi="Times New Roman" w:eastAsia="微软雅黑" w:cs="Times New Roman"/>
+                <w:b/>
+                <w:color w:val="43A5A1"/>
+                <w:sz w:val="18"/>
+                <w:szCs w:val="18"/>
+                <w:lang w:eastAsia="zh-CN"/>
+              </w:rPr>
+              <w:t>潜在获益药物</w:t>
+            </w:r>
+          </w:p>
+        </w:tc>
+        <w:tc>
+          <w:tcPr>
+            <w:tcW w:w="1191" w:type="dxa"/>
+            <w:shd w:val="clear" w:color="auto" w:fill="auto"/>
+            <w:vAlign w:val="center"/>
+          </w:tcPr>
+          <w:p>
+            <w:pPr>
+              <w:keepLines w:val="0"/>
+              <w:pageBreakBefore w:val="0"/>
+              <w:widowControl/>
+              <w:kinsoku/>
+              <w:wordWrap/>
+              <w:overflowPunct/>
+              <w:topLinePunct w:val="0"/>
+              <w:autoSpaceDE/>
+              <w:autoSpaceDN/>
+              <w:bidi w:val="0"/>
+              <w:adjustRightInd/>
+              <w:snapToGrid/>
+              <w:spacing w:after="0" w:line="250" w:lineRule="auto"/>
+              <w:jc w:val="center"/>
+              <w:textAlignment w:val="auto"/>
+              <w:rPr>
+                <w:rFonts w:ascii="Times New Roman" w:hAnsi="Times New Roman" w:eastAsia="微软雅黑" w:cs="Times New Roman"/>
+                <w:b/>
+                <w:color w:val="43A5A1"/>
+                <w:sz w:val="18"/>
+                <w:szCs w:val="18"/>
+                <w:lang w:eastAsia="zh-CN"/>
+              </w:rPr>
+            </w:pPr>
+            <w:r>
+              <w:rPr>
+                <w:rFonts w:ascii="Times New Roman" w:hAnsi="Times New Roman" w:eastAsia="微软雅黑" w:cs="Times New Roman"/>
+                <w:b/>
+                <w:color w:val="43A5A1"/>
+                <w:sz w:val="18"/>
+                <w:szCs w:val="18"/>
+                <w:lang w:eastAsia="zh-CN"/>
+              </w:rPr>
+              <w:t>A级</w:t>
+            </w:r>
+          </w:p>
+        </w:tc>
+        <w:tc>
+          <w:tcPr>
+            <w:tcW w:w="8247" w:type="dxa"/>
+            <w:shd w:val="clear" w:color="auto" w:fill="auto"/>
+            <w:vAlign w:val="center"/>
+          </w:tcPr>
+          <w:p>
+            <w:pPr>
+              <w:keepLines w:val="0"/>
+              <w:pageBreakBefore w:val="0"/>
+              <w:widowControl/>
+              <w:kinsoku/>
+              <w:wordWrap/>
+              <w:overflowPunct/>
+              <w:topLinePunct w:val="0"/>
+              <w:autoSpaceDE/>
+              <w:autoSpaceDN/>
+              <w:bidi w:val="0"/>
+              <w:adjustRightInd/>
+              <w:snapToGrid/>
+              <w:spacing w:after="0" w:line="250" w:lineRule="auto"/>
+              <w:jc w:val="center"/>
+              <w:textAlignment w:val="auto"/>
+              <w:rPr>
+                <w:rFonts w:ascii="Times New Roman" w:hAnsi="Times New Roman" w:eastAsia="微软雅黑" w:cs="Times New Roman"/>
+                <w:b/>
+                <w:color w:val="FFFFFF" w:themeColor="background1"/>
+                <w:sz w:val="18"/>
+                <w:szCs w:val="18"/>
+                <w:lang w:eastAsia="zh-CN"/>
+                <w14:textFill>
+                  <w14:solidFill>
+                    <w14:schemeClr w14:val="bg1"/>
+                  </w14:solidFill>
+                </w14:textFill>
+              </w:rPr>
+            </w:pPr>
+            <w:r>
+              <w:rPr>
+                <w:rFonts w:ascii="Times New Roman" w:hAnsi="Times New Roman" w:eastAsia="微软雅黑" w:cs="Times New Roman"/>
+                <w:sz w:val="18"/>
+                <w:szCs w:val="18"/>
+                <w:lang w:eastAsia="zh-CN"/>
+              </w:rPr>
+              <w:t>{% if tdd.drugaStr == [] %}无{% else%}{% for d in tdd.drugaStr %}{%if loop.last%}</w:t>
+            </w:r>
+            <w:r>
+              <w:rPr>
+                <w:rFonts w:hint="eastAsia" w:ascii="Times New Roman" w:hAnsi="Times New Roman" w:eastAsia="微软雅黑" w:cs="Times New Roman"/>
+                <w:sz w:val="18"/>
+                <w:szCs w:val="18"/>
+                <w:lang w:eastAsia="zh-CN"/>
+              </w:rPr>
+              <w:t>{{ d.nameLevel }}</w:t>
+            </w:r>
+            <w:r>
+              <w:rPr>
+                <w:rFonts w:ascii="Times New Roman" w:hAnsi="Times New Roman" w:eastAsia="微软雅黑" w:cs="Times New Roman"/>
+                <w:sz w:val="18"/>
+                <w:szCs w:val="18"/>
+                <w:lang w:eastAsia="zh-CN"/>
+              </w:rPr>
+              <w:t>{%else%}</w:t>
+            </w:r>
+            <w:r>
+              <w:rPr>
+                <w:rFonts w:hint="eastAsia" w:ascii="Times New Roman" w:hAnsi="Times New Roman" w:eastAsia="微软雅黑" w:cs="Times New Roman"/>
+                <w:sz w:val="18"/>
+                <w:szCs w:val="18"/>
+                <w:lang w:eastAsia="zh-CN"/>
+              </w:rPr>
+              <w:t>{{ d.nameLevel }}</w:t>
+            </w:r>
+            <w:r>
+              <w:rPr>
+                <w:rFonts w:ascii="Times New Roman" w:hAnsi="Times New Roman" w:eastAsia="微软雅黑" w:cs="Times New Roman"/>
+                <w:sz w:val="18"/>
+                <w:szCs w:val="18"/>
+                <w:lang w:eastAsia="zh-CN"/>
+              </w:rPr>
+              <w:t>，{%endif%}{% endfor %}{% endif%}</w:t>
+            </w:r>
+          </w:p>
+        </w:tc>
+      </w:tr>
+      <w:tr>
+        <w:tblPrEx>
+          <w:tblBorders>
+            <w:top w:val="single" w:color="auto" w:sz="4" w:space="0"/>
+            <w:left w:val="single" w:color="auto" w:sz="4" w:space="0"/>
+            <w:bottom w:val="single" w:color="auto" w:sz="4" w:space="0"/>
+            <w:right w:val="single" w:color="auto" w:sz="4" w:space="0"/>
+            <w:insideH w:val="single" w:color="auto" w:sz="4" w:space="0"/>
+            <w:insideV w:val="single" w:color="auto" w:sz="4" w:space="0"/>
+          </w:tblBorders>
+          <w:tblCellMar>
+            <w:top w:w="0" w:type="dxa"/>
+            <w:left w:w="108" w:type="dxa"/>
+            <w:bottom w:w="0" w:type="dxa"/>
+            <w:right w:w="108" w:type="dxa"/>
+          </w:tblCellMar>
+        </w:tblPrEx>
+        <w:trPr>
+          <w:trHeight w:val="474" w:hRule="atLeast"/>
+          <w:jc w:val="center"/>
+        </w:trPr>
+        <w:tc>
+          <w:tcPr>
+            <w:tcW w:w="432" w:type="dxa"/>
+            <w:vMerge w:val="continue"/>
+            <w:shd w:val="clear" w:color="auto" w:fill="auto"/>
+            <w:vAlign w:val="center"/>
+          </w:tcPr>
+          <w:p>
+            <w:pPr>
+              <w:keepLines w:val="0"/>
+              <w:pageBreakBefore w:val="0"/>
+              <w:widowControl/>
+              <w:kinsoku/>
+              <w:wordWrap/>
+              <w:overflowPunct/>
+              <w:topLinePunct w:val="0"/>
+              <w:autoSpaceDE/>
+              <w:autoSpaceDN/>
+              <w:bidi w:val="0"/>
+              <w:adjustRightInd/>
+              <w:snapToGrid/>
+              <w:spacing w:after="0" w:line="250" w:lineRule="auto"/>
+              <w:jc w:val="center"/>
+              <w:textAlignment w:val="auto"/>
+              <w:rPr>
+                <w:rFonts w:ascii="Times New Roman" w:hAnsi="Times New Roman" w:eastAsia="微软雅黑" w:cs="Times New Roman"/>
+                <w:b/>
+                <w:color w:val="43A5A1"/>
+                <w:sz w:val="18"/>
+                <w:szCs w:val="18"/>
+                <w:lang w:eastAsia="zh-CN"/>
+              </w:rPr>
+            </w:pPr>
+          </w:p>
+        </w:tc>
+        <w:tc>
+          <w:tcPr>
+            <w:tcW w:w="1191" w:type="dxa"/>
+            <w:shd w:val="clear" w:color="auto" w:fill="auto"/>
+            <w:vAlign w:val="center"/>
+          </w:tcPr>
+          <w:p>
+            <w:pPr>
+              <w:keepLines w:val="0"/>
+              <w:pageBreakBefore w:val="0"/>
+              <w:widowControl/>
+              <w:kinsoku/>
+              <w:wordWrap/>
+              <w:overflowPunct/>
+              <w:topLinePunct w:val="0"/>
+              <w:autoSpaceDE/>
+              <w:autoSpaceDN/>
+              <w:bidi w:val="0"/>
+              <w:adjustRightInd/>
+              <w:snapToGrid/>
+              <w:spacing w:after="0" w:line="250" w:lineRule="auto"/>
+              <w:jc w:val="center"/>
+              <w:textAlignment w:val="auto"/>
+              <w:rPr>
+                <w:rFonts w:ascii="Times New Roman" w:hAnsi="Times New Roman" w:eastAsia="微软雅黑" w:cs="Times New Roman"/>
+                <w:b/>
+                <w:color w:val="43A5A1"/>
+                <w:sz w:val="18"/>
+                <w:szCs w:val="18"/>
+                <w:lang w:eastAsia="zh-CN"/>
+              </w:rPr>
+            </w:pPr>
+            <w:r>
+              <w:rPr>
+                <w:rFonts w:ascii="Times New Roman" w:hAnsi="Times New Roman" w:eastAsia="微软雅黑" w:cs="Times New Roman"/>
+                <w:b/>
+                <w:color w:val="43A5A1"/>
+                <w:sz w:val="18"/>
+                <w:szCs w:val="18"/>
+                <w:lang w:eastAsia="zh-CN"/>
+              </w:rPr>
+              <w:t>B级</w:t>
+            </w:r>
+          </w:p>
+        </w:tc>
+        <w:tc>
+          <w:tcPr>
+            <w:tcW w:w="8247" w:type="dxa"/>
+            <w:shd w:val="clear" w:color="auto" w:fill="auto"/>
+            <w:vAlign w:val="center"/>
+          </w:tcPr>
+          <w:p>
+            <w:pPr>
+              <w:keepNext/>
+              <w:keepLines w:val="0"/>
+              <w:pageBreakBefore w:val="0"/>
+              <w:widowControl/>
+              <w:kinsoku/>
+              <w:wordWrap/>
+              <w:overflowPunct/>
+              <w:topLinePunct w:val="0"/>
+              <w:autoSpaceDE/>
+              <w:autoSpaceDN/>
+              <w:bidi w:val="0"/>
+              <w:adjustRightInd/>
+              <w:snapToGrid/>
+              <w:spacing w:after="0"/>
+              <w:jc w:val="center"/>
+              <w:textAlignment w:val="auto"/>
+              <w:rPr>
+                <w:rFonts w:ascii="Times New Roman" w:hAnsi="Times New Roman" w:eastAsia="微软雅黑" w:cs="Times New Roman"/>
+                <w:b/>
+                <w:color w:val="FFFFFF" w:themeColor="background1"/>
+                <w:sz w:val="18"/>
+                <w:szCs w:val="18"/>
+                <w:lang w:eastAsia="zh-CN"/>
+                <w14:textFill>
+                  <w14:solidFill>
+                    <w14:schemeClr w14:val="bg1"/>
+                  </w14:solidFill>
+                </w14:textFill>
+              </w:rPr>
+            </w:pPr>
+            <w:r>
+              <w:rPr>
+                <w:rFonts w:ascii="Times New Roman" w:hAnsi="Times New Roman" w:eastAsia="微软雅黑" w:cs="Times New Roman"/>
+                <w:sz w:val="18"/>
+                <w:szCs w:val="18"/>
+                <w:lang w:eastAsia="zh-CN"/>
+              </w:rPr>
+              <w:t>{% if tdd.drugbStr == [] %}无{% else%}{% for d in tdd.drugbStr %}{%if loop.last%}</w:t>
+            </w:r>
+            <w:r>
+              <w:rPr>
+                <w:rFonts w:hint="eastAsia" w:ascii="Times New Roman" w:hAnsi="Times New Roman" w:eastAsia="微软雅黑" w:cs="Times New Roman"/>
+                <w:sz w:val="18"/>
+                <w:szCs w:val="18"/>
+                <w:lang w:eastAsia="zh-CN"/>
+              </w:rPr>
+              <w:t>{{ d.nameLevel }}</w:t>
+            </w:r>
+            <w:r>
+              <w:rPr>
+                <w:rFonts w:ascii="Times New Roman" w:hAnsi="Times New Roman" w:eastAsia="微软雅黑" w:cs="Times New Roman"/>
+                <w:sz w:val="18"/>
+                <w:szCs w:val="18"/>
+                <w:lang w:eastAsia="zh-CN"/>
+              </w:rPr>
+              <w:t>{%else%}</w:t>
+            </w:r>
+            <w:r>
+              <w:rPr>
+                <w:rFonts w:hint="eastAsia" w:ascii="Times New Roman" w:hAnsi="Times New Roman" w:eastAsia="微软雅黑" w:cs="Times New Roman"/>
+                <w:sz w:val="18"/>
+                <w:szCs w:val="18"/>
+                <w:lang w:eastAsia="zh-CN"/>
+              </w:rPr>
+              <w:t>{{ d.nameLevel }}</w:t>
+            </w:r>
+            <w:r>
+              <w:rPr>
+                <w:rFonts w:ascii="Times New Roman" w:hAnsi="Times New Roman" w:eastAsia="微软雅黑" w:cs="Times New Roman"/>
+                <w:sz w:val="18"/>
+                <w:szCs w:val="18"/>
+                <w:lang w:eastAsia="zh-CN"/>
+              </w:rPr>
+              <w:t>，{%endif%}{% endfor %}{% endif%}</w:t>
+            </w:r>
+          </w:p>
+        </w:tc>
+      </w:tr>
+      <w:tr>
+        <w:tblPrEx>
+          <w:tblBorders>
+            <w:top w:val="single" w:color="auto" w:sz="4" w:space="0"/>
+            <w:left w:val="single" w:color="auto" w:sz="4" w:space="0"/>
+            <w:bottom w:val="single" w:color="auto" w:sz="4" w:space="0"/>
+            <w:right w:val="single" w:color="auto" w:sz="4" w:space="0"/>
+            <w:insideH w:val="single" w:color="auto" w:sz="4" w:space="0"/>
+            <w:insideV w:val="single" w:color="auto" w:sz="4" w:space="0"/>
+          </w:tblBorders>
+          <w:tblCellMar>
+            <w:top w:w="0" w:type="dxa"/>
+            <w:left w:w="108" w:type="dxa"/>
+            <w:bottom w:w="0" w:type="dxa"/>
+            <w:right w:w="108" w:type="dxa"/>
+          </w:tblCellMar>
+        </w:tblPrEx>
+        <w:trPr>
+          <w:trHeight w:val="474" w:hRule="atLeast"/>
+          <w:jc w:val="center"/>
+        </w:trPr>
+        <w:tc>
+          <w:tcPr>
+            <w:tcW w:w="432" w:type="dxa"/>
+            <w:vMerge w:val="continue"/>
+            <w:shd w:val="clear" w:color="auto" w:fill="auto"/>
+            <w:vAlign w:val="center"/>
+          </w:tcPr>
+          <w:p>
+            <w:pPr>
+              <w:keepLines w:val="0"/>
+              <w:pageBreakBefore w:val="0"/>
+              <w:widowControl/>
+              <w:kinsoku/>
+              <w:wordWrap/>
+              <w:overflowPunct/>
+              <w:topLinePunct w:val="0"/>
+              <w:autoSpaceDE/>
+              <w:autoSpaceDN/>
+              <w:bidi w:val="0"/>
+              <w:adjustRightInd/>
+              <w:snapToGrid/>
+              <w:spacing w:after="0" w:line="250" w:lineRule="auto"/>
+              <w:jc w:val="center"/>
+              <w:textAlignment w:val="auto"/>
+              <w:rPr>
+                <w:rFonts w:ascii="Times New Roman" w:hAnsi="Times New Roman" w:eastAsia="微软雅黑" w:cs="Times New Roman"/>
+                <w:b/>
+                <w:color w:val="43A5A1"/>
+                <w:sz w:val="18"/>
+                <w:szCs w:val="18"/>
+                <w:lang w:eastAsia="zh-CN"/>
+              </w:rPr>
+            </w:pPr>
+          </w:p>
+        </w:tc>
+        <w:tc>
+          <w:tcPr>
+            <w:tcW w:w="1191" w:type="dxa"/>
+            <w:shd w:val="clear" w:color="auto" w:fill="auto"/>
+            <w:vAlign w:val="center"/>
+          </w:tcPr>
+          <w:p>
+            <w:pPr>
+              <w:keepLines w:val="0"/>
+              <w:pageBreakBefore w:val="0"/>
+              <w:widowControl/>
+              <w:kinsoku/>
+              <w:wordWrap/>
+              <w:overflowPunct/>
+              <w:topLinePunct w:val="0"/>
+              <w:autoSpaceDE/>
+              <w:autoSpaceDN/>
+              <w:bidi w:val="0"/>
+              <w:adjustRightInd/>
+              <w:snapToGrid/>
+              <w:spacing w:after="0" w:line="250" w:lineRule="auto"/>
+              <w:jc w:val="center"/>
+              <w:textAlignment w:val="auto"/>
+              <w:rPr>
+                <w:rFonts w:ascii="Times New Roman" w:hAnsi="Times New Roman" w:eastAsia="微软雅黑" w:cs="Times New Roman"/>
+                <w:b/>
+                <w:color w:val="43A5A1"/>
+                <w:sz w:val="18"/>
+                <w:szCs w:val="18"/>
+                <w:lang w:eastAsia="zh-CN"/>
+              </w:rPr>
+            </w:pPr>
+            <w:r>
+              <w:rPr>
+                <w:rFonts w:ascii="Times New Roman" w:hAnsi="Times New Roman" w:eastAsia="微软雅黑" w:cs="Times New Roman"/>
+                <w:b/>
+                <w:color w:val="43A5A1"/>
+                <w:sz w:val="18"/>
+                <w:szCs w:val="18"/>
+                <w:lang w:eastAsia="zh-CN"/>
+              </w:rPr>
+              <w:t>C级</w:t>
+            </w:r>
+          </w:p>
+        </w:tc>
+        <w:tc>
+          <w:tcPr>
+            <w:tcW w:w="8247" w:type="dxa"/>
+            <w:shd w:val="clear" w:color="auto" w:fill="auto"/>
+            <w:vAlign w:val="center"/>
+          </w:tcPr>
+          <w:p>
+            <w:pPr>
+              <w:keepNext/>
+              <w:keepLines w:val="0"/>
+              <w:pageBreakBefore w:val="0"/>
+              <w:widowControl/>
+              <w:kinsoku/>
+              <w:wordWrap/>
+              <w:overflowPunct/>
+              <w:topLinePunct w:val="0"/>
+              <w:autoSpaceDE/>
+              <w:autoSpaceDN/>
+              <w:bidi w:val="0"/>
+              <w:adjustRightInd/>
+              <w:snapToGrid/>
+              <w:spacing w:after="0"/>
+              <w:jc w:val="center"/>
+              <w:textAlignment w:val="auto"/>
+              <w:rPr>
+                <w:rFonts w:ascii="Times New Roman" w:hAnsi="Times New Roman" w:eastAsia="微软雅黑" w:cs="Times New Roman"/>
+                <w:b/>
+                <w:color w:val="FFFFFF" w:themeColor="background1"/>
+                <w:sz w:val="18"/>
+                <w:szCs w:val="18"/>
+                <w:lang w:eastAsia="zh-CN"/>
+                <w14:textFill>
+                  <w14:solidFill>
+                    <w14:schemeClr w14:val="bg1"/>
+                  </w14:solidFill>
+                </w14:textFill>
+              </w:rPr>
+            </w:pPr>
+            <w:r>
+              <w:rPr>
+                <w:rFonts w:ascii="Times New Roman" w:hAnsi="Times New Roman" w:eastAsia="微软雅黑" w:cs="Times New Roman"/>
+                <w:sz w:val="18"/>
+                <w:szCs w:val="18"/>
+                <w:lang w:eastAsia="zh-CN"/>
+              </w:rPr>
+              <w:t>{% if tdd.drugcStr == [] %}无{% else%}{% for d in tdd.drugcStr %}{%if loop.last%}</w:t>
+            </w:r>
+            <w:r>
+              <w:rPr>
+                <w:rFonts w:hint="eastAsia" w:ascii="Times New Roman" w:hAnsi="Times New Roman" w:eastAsia="微软雅黑" w:cs="Times New Roman"/>
+                <w:sz w:val="18"/>
+                <w:szCs w:val="18"/>
+                <w:lang w:eastAsia="zh-CN"/>
+              </w:rPr>
+              <w:t>{{ d.nameLevel }}</w:t>
+            </w:r>
+            <w:r>
+              <w:rPr>
+                <w:rFonts w:ascii="Times New Roman" w:hAnsi="Times New Roman" w:eastAsia="微软雅黑" w:cs="Times New Roman"/>
+                <w:sz w:val="18"/>
+                <w:szCs w:val="18"/>
+                <w:lang w:eastAsia="zh-CN"/>
+              </w:rPr>
+              <w:t>{%else%}</w:t>
+            </w:r>
+            <w:r>
+              <w:rPr>
+                <w:rFonts w:hint="eastAsia" w:ascii="Times New Roman" w:hAnsi="Times New Roman" w:eastAsia="微软雅黑" w:cs="Times New Roman"/>
+                <w:sz w:val="18"/>
+                <w:szCs w:val="18"/>
+                <w:lang w:eastAsia="zh-CN"/>
+              </w:rPr>
+              <w:t>{{ d.nameLevel }}</w:t>
+            </w:r>
+            <w:r>
+              <w:rPr>
+                <w:rFonts w:ascii="Times New Roman" w:hAnsi="Times New Roman" w:eastAsia="微软雅黑" w:cs="Times New Roman"/>
+                <w:sz w:val="18"/>
+                <w:szCs w:val="18"/>
+                <w:lang w:eastAsia="zh-CN"/>
+              </w:rPr>
+              <w:t>，{%endif%}{% endfor %}{% endif%}</w:t>
             </w:r>
           </w:p>
         </w:tc>
@@ -18039,7 +18614,7 @@
         <w:tc>
           <w:tcPr>
             <w:tcW w:w="432" w:type="dxa"/>
-            <w:vMerge w:val="restart"/>
+            <w:vMerge w:val="continue"/>
             <w:shd w:val="clear" w:color="auto" w:fill="auto"/>
             <w:vAlign w:val="center"/>
           </w:tcPr>
@@ -18062,23 +18637,13 @@
               <w:textAlignment w:val="auto"/>
               <w:rPr>
                 <w:rFonts w:ascii="Times New Roman" w:hAnsi="Times New Roman" w:eastAsia="微软雅黑" w:cs="Times New Roman"/>
+                <w:b/>
                 <w:color w:val="43A5A1"/>
                 <w:sz w:val="18"/>
                 <w:szCs w:val="18"/>
                 <w:lang w:eastAsia="zh-CN"/>
               </w:rPr>
             </w:pPr>
-            <w:r>
-              <w:rPr>
-                <w:rFonts w:ascii="Times New Roman" w:hAnsi="Times New Roman" w:eastAsia="微软雅黑" w:cs="Times New Roman"/>
-                <w:b/>
-                <w:color w:val="43A5A1"/>
-                <w:sz w:val="18"/>
-                <w:szCs w:val="18"/>
-                <w:lang w:eastAsia="zh-CN"/>
-              </w:rPr>
-              <w:t>潜在获益药物</w:t>
-            </w:r>
           </w:p>
         </w:tc>
         <w:tc>
@@ -18115,148 +18680,16 @@
             </w:pPr>
             <w:r>
               <w:rPr>
-                <w:rFonts w:ascii="Times New Roman" w:hAnsi="Times New Roman" w:eastAsia="微软雅黑" w:cs="Times New Roman"/>
+                <w:rFonts w:hint="eastAsia" w:ascii="Times New Roman" w:hAnsi="Times New Roman" w:eastAsia="微软雅黑" w:cs="Times New Roman"/>
                 <w:b/>
                 <w:color w:val="43A5A1"/>
                 <w:sz w:val="18"/>
                 <w:szCs w:val="18"/>
                 <w:lang w:eastAsia="zh-CN"/>
               </w:rPr>
-              <w:t>A级</w:t>
-            </w:r>
-          </w:p>
-        </w:tc>
-        <w:tc>
-          <w:tcPr>
-            <w:tcW w:w="8247" w:type="dxa"/>
-            <w:shd w:val="clear" w:color="auto" w:fill="auto"/>
-            <w:vAlign w:val="center"/>
-          </w:tcPr>
-          <w:p>
-            <w:pPr>
-              <w:keepLines w:val="0"/>
-              <w:pageBreakBefore w:val="0"/>
-              <w:widowControl/>
-              <w:kinsoku/>
-              <w:wordWrap/>
-              <w:overflowPunct/>
-              <w:topLinePunct w:val="0"/>
-              <w:autoSpaceDE/>
-              <w:autoSpaceDN/>
-              <w:bidi w:val="0"/>
-              <w:adjustRightInd/>
-              <w:snapToGrid/>
-              <w:spacing w:after="0" w:line="250" w:lineRule="auto"/>
-              <w:jc w:val="center"/>
-              <w:textAlignment w:val="auto"/>
-              <w:rPr>
-                <w:rFonts w:ascii="Times New Roman" w:hAnsi="Times New Roman" w:eastAsia="微软雅黑" w:cs="Times New Roman"/>
-                <w:b/>
-                <w:color w:val="FFFFFF" w:themeColor="background1"/>
-                <w:sz w:val="18"/>
-                <w:szCs w:val="18"/>
-                <w:lang w:eastAsia="zh-CN"/>
-                <w14:textFill>
-                  <w14:solidFill>
-                    <w14:schemeClr w14:val="bg1"/>
-                  </w14:solidFill>
-                </w14:textFill>
-              </w:rPr>
-            </w:pPr>
-            <w:r>
-              <w:rPr>
-                <w:rFonts w:ascii="Times New Roman" w:hAnsi="Times New Roman" w:eastAsia="微软雅黑" w:cs="Times New Roman"/>
-                <w:sz w:val="18"/>
-                <w:szCs w:val="18"/>
-                <w:lang w:eastAsia="zh-CN"/>
-              </w:rPr>
-              <w:t>{% if tdd.drugaStr == [] %}无{% else%}{% for d in tdd.drugaStr %}{%if loop.last%}</w:t>
-            </w:r>
-            <w:r>
-              <w:rPr>
-                <w:rFonts w:hint="eastAsia" w:ascii="Times New Roman" w:hAnsi="Times New Roman" w:eastAsia="微软雅黑" w:cs="Times New Roman"/>
-                <w:sz w:val="18"/>
-                <w:szCs w:val="18"/>
-                <w:lang w:eastAsia="zh-CN"/>
-              </w:rPr>
-              <w:t>{{ d.nameLevel }}</w:t>
-            </w:r>
-            <w:r>
-              <w:rPr>
-                <w:rFonts w:ascii="Times New Roman" w:hAnsi="Times New Roman" w:eastAsia="微软雅黑" w:cs="Times New Roman"/>
-                <w:sz w:val="18"/>
-                <w:szCs w:val="18"/>
-                <w:lang w:eastAsia="zh-CN"/>
-              </w:rPr>
-              <w:t>{%else%}</w:t>
-            </w:r>
-            <w:r>
-              <w:rPr>
-                <w:rFonts w:hint="eastAsia" w:ascii="Times New Roman" w:hAnsi="Times New Roman" w:eastAsia="微软雅黑" w:cs="Times New Roman"/>
-                <w:sz w:val="18"/>
-                <w:szCs w:val="18"/>
-                <w:lang w:eastAsia="zh-CN"/>
-              </w:rPr>
-              <w:t>{{ d.nameLevel }}</w:t>
-            </w:r>
-            <w:r>
-              <w:rPr>
-                <w:rFonts w:ascii="Times New Roman" w:hAnsi="Times New Roman" w:eastAsia="微软雅黑" w:cs="Times New Roman"/>
-                <w:sz w:val="18"/>
-                <w:szCs w:val="18"/>
-                <w:lang w:eastAsia="zh-CN"/>
-              </w:rPr>
-              <w:t>，{%endif%}{% endfor %}{% endif%}</w:t>
-            </w:r>
-          </w:p>
-        </w:tc>
-      </w:tr>
-      <w:tr>
-        <w:tblPrEx>
-          <w:tblBorders>
-            <w:top w:val="single" w:color="auto" w:sz="4" w:space="0"/>
-            <w:left w:val="single" w:color="auto" w:sz="4" w:space="0"/>
-            <w:bottom w:val="single" w:color="auto" w:sz="4" w:space="0"/>
-            <w:right w:val="single" w:color="auto" w:sz="4" w:space="0"/>
-            <w:insideH w:val="single" w:color="auto" w:sz="4" w:space="0"/>
-            <w:insideV w:val="single" w:color="auto" w:sz="4" w:space="0"/>
-          </w:tblBorders>
-          <w:shd w:val="clear" w:color="auto" w:fill="auto"/>
-          <w:tblCellMar>
-            <w:top w:w="0" w:type="dxa"/>
-            <w:left w:w="108" w:type="dxa"/>
-            <w:bottom w:w="0" w:type="dxa"/>
-            <w:right w:w="108" w:type="dxa"/>
-          </w:tblCellMar>
-        </w:tblPrEx>
-        <w:trPr>
-          <w:trHeight w:val="474" w:hRule="atLeast"/>
-          <w:jc w:val="center"/>
-        </w:trPr>
-        <w:tc>
-          <w:tcPr>
-            <w:tcW w:w="432" w:type="dxa"/>
-            <w:vMerge w:val="continue"/>
-            <w:shd w:val="clear" w:color="auto" w:fill="auto"/>
-            <w:vAlign w:val="center"/>
-          </w:tcPr>
-          <w:p>
-            <w:pPr>
-              <w:keepLines w:val="0"/>
-              <w:pageBreakBefore w:val="0"/>
-              <w:widowControl/>
-              <w:kinsoku/>
-              <w:wordWrap/>
-              <w:overflowPunct/>
-              <w:topLinePunct w:val="0"/>
-              <w:autoSpaceDE/>
-              <w:autoSpaceDN/>
-              <w:bidi w:val="0"/>
-              <w:adjustRightInd/>
-              <w:snapToGrid/>
-              <w:spacing w:after="0" w:line="250" w:lineRule="auto"/>
-              <w:jc w:val="center"/>
-              <w:textAlignment w:val="auto"/>
+              <w:t>D</w:t>
+            </w:r>
+            <w:r>
               <w:rPr>
                 <w:rFonts w:ascii="Times New Roman" w:hAnsi="Times New Roman" w:eastAsia="微软雅黑" w:cs="Times New Roman"/>
                 <w:b/>
@@ -18265,51 +18698,7 @@
                 <w:szCs w:val="18"/>
                 <w:lang w:eastAsia="zh-CN"/>
               </w:rPr>
-            </w:pPr>
-          </w:p>
-        </w:tc>
-        <w:tc>
-          <w:tcPr>
-            <w:tcW w:w="1191" w:type="dxa"/>
-            <w:shd w:val="clear" w:color="auto" w:fill="auto"/>
-            <w:vAlign w:val="center"/>
-          </w:tcPr>
-          <w:p>
-            <w:pPr>
-              <w:keepLines w:val="0"/>
-              <w:pageBreakBefore w:val="0"/>
-              <w:widowControl/>
-              <w:kinsoku/>
-              <w:wordWrap/>
-              <w:overflowPunct/>
-              <w:topLinePunct w:val="0"/>
-              <w:autoSpaceDE/>
-              <w:autoSpaceDN/>
-              <w:bidi w:val="0"/>
-              <w:adjustRightInd/>
-              <w:snapToGrid/>
-              <w:spacing w:after="0" w:line="250" w:lineRule="auto"/>
-              <w:jc w:val="center"/>
-              <w:textAlignment w:val="auto"/>
-              <w:rPr>
-                <w:rFonts w:ascii="Times New Roman" w:hAnsi="Times New Roman" w:eastAsia="微软雅黑" w:cs="Times New Roman"/>
-                <w:b/>
-                <w:color w:val="43A5A1"/>
-                <w:sz w:val="18"/>
-                <w:szCs w:val="18"/>
-                <w:lang w:eastAsia="zh-CN"/>
-              </w:rPr>
-            </w:pPr>
-            <w:r>
-              <w:rPr>
-                <w:rFonts w:ascii="Times New Roman" w:hAnsi="Times New Roman" w:eastAsia="微软雅黑" w:cs="Times New Roman"/>
-                <w:b/>
-                <w:color w:val="43A5A1"/>
-                <w:sz w:val="18"/>
-                <w:szCs w:val="18"/>
-                <w:lang w:eastAsia="zh-CN"/>
-              </w:rPr>
-              <w:t>B级</w:t>
+              <w:t>级</w:t>
             </w:r>
           </w:p>
         </w:tc>
@@ -18358,7 +18747,43 @@
                 <w:szCs w:val="18"/>
                 <w:lang w:eastAsia="zh-CN"/>
               </w:rPr>
-              <w:t>{% if tdd.drugbStr == [] %}无{% else%}{% for d in tdd.drugbStr %}{%if loop.last%}</w:t>
+              <w:t>{% if tdd.drug</w:t>
+            </w:r>
+            <w:r>
+              <w:rPr>
+                <w:rFonts w:hint="eastAsia" w:ascii="Times New Roman" w:hAnsi="Times New Roman" w:eastAsia="微软雅黑" w:cs="Times New Roman"/>
+                <w:sz w:val="18"/>
+                <w:szCs w:val="18"/>
+                <w:lang w:eastAsia="zh-CN"/>
+              </w:rPr>
+              <w:t>d</w:t>
+            </w:r>
+            <w:r>
+              <w:rPr>
+                <w:rFonts w:ascii="Times New Roman" w:hAnsi="Times New Roman" w:eastAsia="微软雅黑" w:cs="Times New Roman"/>
+                <w:sz w:val="18"/>
+                <w:szCs w:val="18"/>
+                <w:lang w:eastAsia="zh-CN"/>
+              </w:rPr>
+              <w:t>Str == [] %}无{% else%}{% for d in tdd.drug</w:t>
+            </w:r>
+            <w:r>
+              <w:rPr>
+                <w:rFonts w:hint="eastAsia" w:ascii="Times New Roman" w:hAnsi="Times New Roman" w:eastAsia="微软雅黑" w:cs="Times New Roman"/>
+                <w:sz w:val="18"/>
+                <w:szCs w:val="18"/>
+                <w:lang w:eastAsia="zh-CN"/>
+              </w:rPr>
+              <w:t>d</w:t>
+            </w:r>
+            <w:r>
+              <w:rPr>
+                <w:rFonts w:ascii="Times New Roman" w:hAnsi="Times New Roman" w:eastAsia="微软雅黑" w:cs="Times New Roman"/>
+                <w:sz w:val="18"/>
+                <w:szCs w:val="18"/>
+                <w:lang w:eastAsia="zh-CN"/>
+              </w:rPr>
+              <w:t>Str %}{%if loop.last%}</w:t>
             </w:r>
             <w:r>
               <w:rPr>
@@ -18423,86 +18848,7 @@
         <w:tc>
           <w:tcPr>
             <w:tcW w:w="432" w:type="dxa"/>
-            <w:vMerge w:val="continue"/>
-            <w:shd w:val="clear" w:color="auto" w:fill="auto"/>
-            <w:vAlign w:val="center"/>
-          </w:tcPr>
-          <w:p>
-            <w:pPr>
-              <w:keepLines w:val="0"/>
-              <w:pageBreakBefore w:val="0"/>
-              <w:widowControl/>
-              <w:kinsoku/>
-              <w:wordWrap/>
-              <w:overflowPunct/>
-              <w:topLinePunct w:val="0"/>
-              <w:autoSpaceDE/>
-              <w:autoSpaceDN/>
-              <w:bidi w:val="0"/>
-              <w:adjustRightInd/>
-              <w:snapToGrid/>
-              <w:spacing w:after="0" w:line="250" w:lineRule="auto"/>
-              <w:jc w:val="center"/>
-              <w:textAlignment w:val="auto"/>
-              <w:rPr>
-                <w:rFonts w:ascii="Times New Roman" w:hAnsi="Times New Roman" w:eastAsia="微软雅黑" w:cs="Times New Roman"/>
-                <w:b/>
-                <w:color w:val="43A5A1"/>
-                <w:sz w:val="18"/>
-                <w:szCs w:val="18"/>
-                <w:lang w:eastAsia="zh-CN"/>
-              </w:rPr>
-            </w:pPr>
-          </w:p>
-        </w:tc>
-        <w:tc>
-          <w:tcPr>
-            <w:tcW w:w="1191" w:type="dxa"/>
-            <w:shd w:val="clear" w:color="auto" w:fill="auto"/>
-            <w:vAlign w:val="center"/>
-          </w:tcPr>
-          <w:p>
-            <w:pPr>
-              <w:keepLines w:val="0"/>
-              <w:pageBreakBefore w:val="0"/>
-              <w:widowControl/>
-              <w:kinsoku/>
-              <w:wordWrap/>
-              <w:overflowPunct/>
-              <w:topLinePunct w:val="0"/>
-              <w:autoSpaceDE/>
-              <w:autoSpaceDN/>
-              <w:bidi w:val="0"/>
-              <w:adjustRightInd/>
-              <w:snapToGrid/>
-              <w:spacing w:after="0" w:line="250" w:lineRule="auto"/>
-              <w:jc w:val="center"/>
-              <w:textAlignment w:val="auto"/>
-              <w:rPr>
-                <w:rFonts w:ascii="Times New Roman" w:hAnsi="Times New Roman" w:eastAsia="微软雅黑" w:cs="Times New Roman"/>
-                <w:b/>
-                <w:color w:val="43A5A1"/>
-                <w:sz w:val="18"/>
-                <w:szCs w:val="18"/>
-                <w:lang w:eastAsia="zh-CN"/>
-              </w:rPr>
-            </w:pPr>
-            <w:r>
-              <w:rPr>
-                <w:rFonts w:ascii="Times New Roman" w:hAnsi="Times New Roman" w:eastAsia="微软雅黑" w:cs="Times New Roman"/>
-                <w:b/>
-                <w:color w:val="43A5A1"/>
-                <w:sz w:val="18"/>
-                <w:szCs w:val="18"/>
-                <w:lang w:eastAsia="zh-CN"/>
-              </w:rPr>
-              <w:t>C级</w:t>
-            </w:r>
-          </w:p>
-        </w:tc>
-        <w:tc>
-          <w:tcPr>
-            <w:tcW w:w="8247" w:type="dxa"/>
+            <w:vMerge w:val="restart"/>
             <w:shd w:val="clear" w:color="auto" w:fill="auto"/>
             <w:vAlign w:val="center"/>
           </w:tcPr>
@@ -18527,181 +18873,28 @@
               <w:rPr>
                 <w:rFonts w:ascii="Times New Roman" w:hAnsi="Times New Roman" w:eastAsia="微软雅黑" w:cs="Times New Roman"/>
                 <w:b/>
-                <w:color w:val="FFFFFF" w:themeColor="background1"/>
-                <w:sz w:val="18"/>
-                <w:szCs w:val="18"/>
-                <w:lang w:eastAsia="zh-CN"/>
-                <w14:textFill>
-                  <w14:solidFill>
-                    <w14:schemeClr w14:val="bg1"/>
-                  </w14:solidFill>
-                </w14:textFill>
-              </w:rPr>
-            </w:pPr>
-            <w:r>
-              <w:rPr>
-                <w:rFonts w:ascii="Times New Roman" w:hAnsi="Times New Roman" w:eastAsia="微软雅黑" w:cs="Times New Roman"/>
-                <w:sz w:val="18"/>
-                <w:szCs w:val="18"/>
-                <w:lang w:eastAsia="zh-CN"/>
-              </w:rPr>
-              <w:t>{% if tdd.drugcStr == [] %}无{% else%}{% for d in tdd.drugcStr %}{%if loop.last%}</w:t>
-            </w:r>
-            <w:r>
-              <w:rPr>
-                <w:rFonts w:hint="eastAsia" w:ascii="Times New Roman" w:hAnsi="Times New Roman" w:eastAsia="微软雅黑" w:cs="Times New Roman"/>
-                <w:sz w:val="18"/>
-                <w:szCs w:val="18"/>
-                <w:lang w:eastAsia="zh-CN"/>
-              </w:rPr>
-              <w:t>{{ d.nameLevel }}</w:t>
-            </w:r>
-            <w:r>
-              <w:rPr>
-                <w:rFonts w:ascii="Times New Roman" w:hAnsi="Times New Roman" w:eastAsia="微软雅黑" w:cs="Times New Roman"/>
-                <w:sz w:val="18"/>
-                <w:szCs w:val="18"/>
-                <w:lang w:eastAsia="zh-CN"/>
-              </w:rPr>
-              <w:t>{%else%}</w:t>
-            </w:r>
-            <w:r>
-              <w:rPr>
-                <w:rFonts w:hint="eastAsia" w:ascii="Times New Roman" w:hAnsi="Times New Roman" w:eastAsia="微软雅黑" w:cs="Times New Roman"/>
-                <w:sz w:val="18"/>
-                <w:szCs w:val="18"/>
-                <w:lang w:eastAsia="zh-CN"/>
-              </w:rPr>
-              <w:t>{{ d.nameLevel }}</w:t>
-            </w:r>
-            <w:r>
-              <w:rPr>
-                <w:rFonts w:ascii="Times New Roman" w:hAnsi="Times New Roman" w:eastAsia="微软雅黑" w:cs="Times New Roman"/>
-                <w:sz w:val="18"/>
-                <w:szCs w:val="18"/>
-                <w:lang w:eastAsia="zh-CN"/>
-              </w:rPr>
-              <w:t>，{%endif%}{% endfor %}{% endif%}</w:t>
-            </w:r>
-          </w:p>
-        </w:tc>
-      </w:tr>
-      <w:tr>
-        <w:tblPrEx>
-          <w:tblBorders>
-            <w:top w:val="single" w:color="auto" w:sz="4" w:space="0"/>
-            <w:left w:val="single" w:color="auto" w:sz="4" w:space="0"/>
-            <w:bottom w:val="single" w:color="auto" w:sz="4" w:space="0"/>
-            <w:right w:val="single" w:color="auto" w:sz="4" w:space="0"/>
-            <w:insideH w:val="single" w:color="auto" w:sz="4" w:space="0"/>
-            <w:insideV w:val="single" w:color="auto" w:sz="4" w:space="0"/>
-          </w:tblBorders>
-          <w:shd w:val="clear" w:color="auto" w:fill="auto"/>
-          <w:tblCellMar>
-            <w:top w:w="0" w:type="dxa"/>
-            <w:left w:w="108" w:type="dxa"/>
-            <w:bottom w:w="0" w:type="dxa"/>
-            <w:right w:w="108" w:type="dxa"/>
-          </w:tblCellMar>
-        </w:tblPrEx>
-        <w:trPr>
-          <w:trHeight w:val="474" w:hRule="atLeast"/>
-          <w:jc w:val="center"/>
-        </w:trPr>
-        <w:tc>
-          <w:tcPr>
-            <w:tcW w:w="432" w:type="dxa"/>
-            <w:vMerge w:val="continue"/>
-            <w:shd w:val="clear" w:color="auto" w:fill="auto"/>
-            <w:vAlign w:val="center"/>
-          </w:tcPr>
-          <w:p>
-            <w:pPr>
-              <w:keepLines w:val="0"/>
-              <w:pageBreakBefore w:val="0"/>
-              <w:widowControl/>
-              <w:kinsoku/>
-              <w:wordWrap/>
-              <w:overflowPunct/>
-              <w:topLinePunct w:val="0"/>
-              <w:autoSpaceDE/>
-              <w:autoSpaceDN/>
-              <w:bidi w:val="0"/>
-              <w:adjustRightInd/>
-              <w:snapToGrid/>
-              <w:spacing w:after="0" w:line="250" w:lineRule="auto"/>
-              <w:jc w:val="center"/>
-              <w:textAlignment w:val="auto"/>
-              <w:rPr>
-                <w:rFonts w:ascii="Times New Roman" w:hAnsi="Times New Roman" w:eastAsia="微软雅黑" w:cs="Times New Roman"/>
-                <w:b/>
                 <w:color w:val="43A5A1"/>
                 <w:sz w:val="18"/>
                 <w:szCs w:val="18"/>
                 <w:lang w:eastAsia="zh-CN"/>
               </w:rPr>
             </w:pPr>
+            <w:r>
+              <w:rPr>
+                <w:rFonts w:ascii="Times New Roman" w:hAnsi="Times New Roman" w:eastAsia="微软雅黑" w:cs="Times New Roman"/>
+                <w:b/>
+                <w:color w:val="43A5A1"/>
+                <w:sz w:val="18"/>
+                <w:szCs w:val="18"/>
+                <w:lang w:eastAsia="zh-CN"/>
+              </w:rPr>
+              <w:t>潜在耐药信息</w:t>
+            </w:r>
           </w:p>
         </w:tc>
         <w:tc>
           <w:tcPr>
             <w:tcW w:w="1191" w:type="dxa"/>
-            <w:shd w:val="clear" w:color="auto" w:fill="auto"/>
-            <w:vAlign w:val="center"/>
-          </w:tcPr>
-          <w:p>
-            <w:pPr>
-              <w:keepLines w:val="0"/>
-              <w:pageBreakBefore w:val="0"/>
-              <w:widowControl/>
-              <w:kinsoku/>
-              <w:wordWrap/>
-              <w:overflowPunct/>
-              <w:topLinePunct w:val="0"/>
-              <w:autoSpaceDE/>
-              <w:autoSpaceDN/>
-              <w:bidi w:val="0"/>
-              <w:adjustRightInd/>
-              <w:snapToGrid/>
-              <w:spacing w:after="0" w:line="250" w:lineRule="auto"/>
-              <w:jc w:val="center"/>
-              <w:textAlignment w:val="auto"/>
-              <w:rPr>
-                <w:rFonts w:ascii="Times New Roman" w:hAnsi="Times New Roman" w:eastAsia="微软雅黑" w:cs="Times New Roman"/>
-                <w:b/>
-                <w:color w:val="43A5A1"/>
-                <w:sz w:val="18"/>
-                <w:szCs w:val="18"/>
-                <w:lang w:eastAsia="zh-CN"/>
-              </w:rPr>
-            </w:pPr>
-            <w:r>
-              <w:rPr>
-                <w:rFonts w:hint="eastAsia" w:ascii="Times New Roman" w:hAnsi="Times New Roman" w:eastAsia="微软雅黑" w:cs="Times New Roman"/>
-                <w:b/>
-                <w:color w:val="43A5A1"/>
-                <w:sz w:val="18"/>
-                <w:szCs w:val="18"/>
-                <w:lang w:eastAsia="zh-CN"/>
-              </w:rPr>
-              <w:t>D</w:t>
-            </w:r>
-            <w:r>
-              <w:rPr>
-                <w:rFonts w:ascii="Times New Roman" w:hAnsi="Times New Roman" w:eastAsia="微软雅黑" w:cs="Times New Roman"/>
-                <w:b/>
-                <w:color w:val="43A5A1"/>
-                <w:sz w:val="18"/>
-                <w:szCs w:val="18"/>
-                <w:lang w:eastAsia="zh-CN"/>
-              </w:rPr>
-              <w:t>级</w:t>
-            </w:r>
-          </w:p>
-        </w:tc>
-        <w:tc>
-          <w:tcPr>
-            <w:tcW w:w="8247" w:type="dxa"/>
             <w:shd w:val="clear" w:color="auto" w:fill="auto"/>
             <w:vAlign w:val="center"/>
           </w:tcPr>
@@ -18726,127 +18919,28 @@
               <w:rPr>
                 <w:rFonts w:ascii="Times New Roman" w:hAnsi="Times New Roman" w:eastAsia="微软雅黑" w:cs="Times New Roman"/>
                 <w:b/>
-                <w:color w:val="FFFFFF" w:themeColor="background1"/>
-                <w:sz w:val="18"/>
-                <w:szCs w:val="18"/>
-                <w:lang w:eastAsia="zh-CN"/>
-                <w14:textFill>
-                  <w14:solidFill>
-                    <w14:schemeClr w14:val="bg1"/>
-                  </w14:solidFill>
-                </w14:textFill>
-              </w:rPr>
-            </w:pPr>
-            <w:r>
-              <w:rPr>
-                <w:rFonts w:ascii="Times New Roman" w:hAnsi="Times New Roman" w:eastAsia="微软雅黑" w:cs="Times New Roman"/>
-                <w:sz w:val="18"/>
-                <w:szCs w:val="18"/>
-                <w:lang w:eastAsia="zh-CN"/>
-              </w:rPr>
-              <w:t>{% if tdd.drug</w:t>
-            </w:r>
-            <w:r>
-              <w:rPr>
-                <w:rFonts w:hint="eastAsia" w:ascii="Times New Roman" w:hAnsi="Times New Roman" w:eastAsia="微软雅黑" w:cs="Times New Roman"/>
-                <w:sz w:val="18"/>
-                <w:szCs w:val="18"/>
-                <w:lang w:eastAsia="zh-CN"/>
-              </w:rPr>
-              <w:t>d</w:t>
-            </w:r>
-            <w:r>
-              <w:rPr>
-                <w:rFonts w:ascii="Times New Roman" w:hAnsi="Times New Roman" w:eastAsia="微软雅黑" w:cs="Times New Roman"/>
-                <w:sz w:val="18"/>
-                <w:szCs w:val="18"/>
-                <w:lang w:eastAsia="zh-CN"/>
-              </w:rPr>
-              <w:t>Str == [] %}无{% else%}{% for d in tdd.drug</w:t>
-            </w:r>
-            <w:r>
-              <w:rPr>
-                <w:rFonts w:hint="eastAsia" w:ascii="Times New Roman" w:hAnsi="Times New Roman" w:eastAsia="微软雅黑" w:cs="Times New Roman"/>
-                <w:sz w:val="18"/>
-                <w:szCs w:val="18"/>
-                <w:lang w:eastAsia="zh-CN"/>
-              </w:rPr>
-              <w:t>d</w:t>
-            </w:r>
-            <w:r>
-              <w:rPr>
-                <w:rFonts w:ascii="Times New Roman" w:hAnsi="Times New Roman" w:eastAsia="微软雅黑" w:cs="Times New Roman"/>
-                <w:sz w:val="18"/>
-                <w:szCs w:val="18"/>
-                <w:lang w:eastAsia="zh-CN"/>
-              </w:rPr>
-              <w:t>Str %}{%if loop.last%}</w:t>
-            </w:r>
-            <w:r>
-              <w:rPr>
-                <w:rFonts w:hint="eastAsia" w:ascii="Times New Roman" w:hAnsi="Times New Roman" w:eastAsia="微软雅黑" w:cs="Times New Roman"/>
-                <w:sz w:val="18"/>
-                <w:szCs w:val="18"/>
-                <w:lang w:eastAsia="zh-CN"/>
-              </w:rPr>
-              <w:t>{{ d.nameLevel }}</w:t>
-            </w:r>
-            <w:r>
-              <w:rPr>
-                <w:rFonts w:ascii="Times New Roman" w:hAnsi="Times New Roman" w:eastAsia="微软雅黑" w:cs="Times New Roman"/>
-                <w:sz w:val="18"/>
-                <w:szCs w:val="18"/>
-                <w:lang w:eastAsia="zh-CN"/>
-              </w:rPr>
-              <w:t>{%else%}</w:t>
-            </w:r>
-            <w:r>
-              <w:rPr>
-                <w:rFonts w:hint="eastAsia" w:ascii="Times New Roman" w:hAnsi="Times New Roman" w:eastAsia="微软雅黑" w:cs="Times New Roman"/>
-                <w:sz w:val="18"/>
-                <w:szCs w:val="18"/>
-                <w:lang w:eastAsia="zh-CN"/>
-              </w:rPr>
-              <w:t>{{ d.nameLevel }}</w:t>
-            </w:r>
-            <w:r>
-              <w:rPr>
-                <w:rFonts w:ascii="Times New Roman" w:hAnsi="Times New Roman" w:eastAsia="微软雅黑" w:cs="Times New Roman"/>
-                <w:sz w:val="18"/>
-                <w:szCs w:val="18"/>
-                <w:lang w:eastAsia="zh-CN"/>
-              </w:rPr>
-              <w:t>，{%endif%}{% endfor %}{% endif%}</w:t>
-            </w:r>
-          </w:p>
-        </w:tc>
-      </w:tr>
-      <w:tr>
-        <w:tblPrEx>
-          <w:tblBorders>
-            <w:top w:val="single" w:color="auto" w:sz="4" w:space="0"/>
-            <w:left w:val="single" w:color="auto" w:sz="4" w:space="0"/>
-            <w:bottom w:val="single" w:color="auto" w:sz="4" w:space="0"/>
-            <w:right w:val="single" w:color="auto" w:sz="4" w:space="0"/>
-            <w:insideH w:val="single" w:color="auto" w:sz="4" w:space="0"/>
-            <w:insideV w:val="single" w:color="auto" w:sz="4" w:space="0"/>
-          </w:tblBorders>
-          <w:shd w:val="clear" w:color="auto" w:fill="auto"/>
-          <w:tblCellMar>
-            <w:top w:w="0" w:type="dxa"/>
-            <w:left w:w="108" w:type="dxa"/>
-            <w:bottom w:w="0" w:type="dxa"/>
-            <w:right w:w="108" w:type="dxa"/>
-          </w:tblCellMar>
-        </w:tblPrEx>
-        <w:trPr>
-          <w:trHeight w:val="474" w:hRule="atLeast"/>
-          <w:jc w:val="center"/>
-        </w:trPr>
-        <w:tc>
-          <w:tcPr>
-            <w:tcW w:w="432" w:type="dxa"/>
-            <w:vMerge w:val="restart"/>
+                <w:color w:val="43A5A1"/>
+                <w:sz w:val="18"/>
+                <w:szCs w:val="18"/>
+                <w:lang w:eastAsia="zh-CN"/>
+              </w:rPr>
+            </w:pPr>
+            <w:r>
+              <w:rPr>
+                <w:rFonts w:ascii="Times New Roman" w:hAnsi="Times New Roman" w:eastAsia="微软雅黑" w:cs="Times New Roman"/>
+                <w:b/>
+                <w:color w:val="43A5A1"/>
+                <w:sz w:val="18"/>
+                <w:szCs w:val="18"/>
+                <w:lang w:eastAsia="zh-CN"/>
+              </w:rPr>
+              <w:t>A级</w:t>
+            </w:r>
+          </w:p>
+        </w:tc>
+        <w:tc>
+          <w:tcPr>
+            <w:tcW w:w="8247" w:type="dxa"/>
             <w:shd w:val="clear" w:color="auto" w:fill="auto"/>
             <w:vAlign w:val="center"/>
           </w:tcPr>
@@ -18870,29 +18964,120 @@
               <w:textAlignment w:val="auto"/>
               <w:rPr>
                 <w:rFonts w:ascii="Times New Roman" w:hAnsi="Times New Roman" w:eastAsia="微软雅黑" w:cs="Times New Roman"/>
-                <w:b/>
-                <w:color w:val="43A5A1"/>
-                <w:sz w:val="18"/>
-                <w:szCs w:val="18"/>
-                <w:lang w:eastAsia="zh-CN"/>
-              </w:rPr>
-            </w:pPr>
-            <w:r>
-              <w:rPr>
-                <w:rFonts w:ascii="Times New Roman" w:hAnsi="Times New Roman" w:eastAsia="微软雅黑" w:cs="Times New Roman"/>
-                <w:b/>
-                <w:color w:val="43A5A1"/>
-                <w:sz w:val="18"/>
-                <w:szCs w:val="18"/>
-                <w:lang w:eastAsia="zh-CN"/>
-              </w:rPr>
-              <w:t>潜在耐药信息</w:t>
-            </w:r>
-          </w:p>
-        </w:tc>
-        <w:tc>
-          <w:tcPr>
-            <w:tcW w:w="1191" w:type="dxa"/>
+                <w:sz w:val="18"/>
+                <w:szCs w:val="18"/>
+                <w:lang w:eastAsia="zh-CN"/>
+              </w:rPr>
+            </w:pPr>
+            <w:r>
+              <w:rPr>
+                <w:rFonts w:ascii="Times New Roman" w:hAnsi="Times New Roman" w:eastAsia="微软雅黑" w:cs="Times New Roman"/>
+                <w:sz w:val="18"/>
+                <w:szCs w:val="18"/>
+                <w:lang w:eastAsia="zh-CN"/>
+              </w:rPr>
+              <w:t>{% if tdd.resistant</w:t>
+            </w:r>
+            <w:r>
+              <w:rPr>
+                <w:rFonts w:hint="eastAsia" w:ascii="Times New Roman" w:hAnsi="Times New Roman" w:eastAsia="微软雅黑" w:cs="Times New Roman"/>
+                <w:sz w:val="18"/>
+                <w:szCs w:val="18"/>
+                <w:lang w:eastAsia="zh-CN"/>
+              </w:rPr>
+              <w:t>a</w:t>
+            </w:r>
+            <w:r>
+              <w:rPr>
+                <w:rFonts w:ascii="Times New Roman" w:hAnsi="Times New Roman" w:eastAsia="微软雅黑" w:cs="Times New Roman"/>
+                <w:sz w:val="18"/>
+                <w:szCs w:val="18"/>
+                <w:lang w:eastAsia="zh-CN"/>
+              </w:rPr>
+              <w:t>Str == [] %}无{% else%}{% for d in tdd.resistant</w:t>
+            </w:r>
+            <w:r>
+              <w:rPr>
+                <w:rFonts w:hint="eastAsia" w:ascii="Times New Roman" w:hAnsi="Times New Roman" w:eastAsia="微软雅黑" w:cs="Times New Roman"/>
+                <w:sz w:val="18"/>
+                <w:szCs w:val="18"/>
+                <w:lang w:eastAsia="zh-CN"/>
+              </w:rPr>
+              <w:t>a</w:t>
+            </w:r>
+            <w:r>
+              <w:rPr>
+                <w:rFonts w:ascii="Times New Roman" w:hAnsi="Times New Roman" w:eastAsia="微软雅黑" w:cs="Times New Roman"/>
+                <w:sz w:val="18"/>
+                <w:szCs w:val="18"/>
+                <w:lang w:eastAsia="zh-CN"/>
+              </w:rPr>
+              <w:t>Str %}{%if loop.last%}</w:t>
+            </w:r>
+            <w:r>
+              <w:rPr>
+                <w:rFonts w:hint="eastAsia" w:ascii="Times New Roman" w:hAnsi="Times New Roman" w:eastAsia="微软雅黑" w:cs="Times New Roman"/>
+                <w:sz w:val="18"/>
+                <w:szCs w:val="18"/>
+                <w:lang w:eastAsia="zh-CN"/>
+              </w:rPr>
+              <w:t>{{ d.nameLevel }}</w:t>
+            </w:r>
+            <w:r>
+              <w:rPr>
+                <w:rFonts w:ascii="Times New Roman" w:hAnsi="Times New Roman" w:eastAsia="微软雅黑" w:cs="Times New Roman"/>
+                <w:sz w:val="18"/>
+                <w:szCs w:val="18"/>
+                <w:lang w:eastAsia="zh-CN"/>
+              </w:rPr>
+              <w:t>{%else%}</w:t>
+            </w:r>
+            <w:r>
+              <w:rPr>
+                <w:rFonts w:hint="eastAsia" w:ascii="Times New Roman" w:hAnsi="Times New Roman" w:eastAsia="微软雅黑" w:cs="Times New Roman"/>
+                <w:sz w:val="18"/>
+                <w:szCs w:val="18"/>
+                <w:lang w:eastAsia="zh-CN"/>
+              </w:rPr>
+              <w:t>{{ d.nameLevel }}</w:t>
+            </w:r>
+            <w:r>
+              <w:rPr>
+                <w:rFonts w:ascii="Times New Roman" w:hAnsi="Times New Roman" w:eastAsia="微软雅黑" w:cs="Times New Roman"/>
+                <w:sz w:val="18"/>
+                <w:szCs w:val="18"/>
+                <w:lang w:eastAsia="zh-CN"/>
+              </w:rPr>
+              <w:t>，{%endif%}{% endfor %}{% endif%}</w:t>
+            </w:r>
+          </w:p>
+        </w:tc>
+      </w:tr>
+      <w:tr>
+        <w:tblPrEx>
+          <w:tblBorders>
+            <w:top w:val="single" w:color="auto" w:sz="4" w:space="0"/>
+            <w:left w:val="single" w:color="auto" w:sz="4" w:space="0"/>
+            <w:bottom w:val="single" w:color="auto" w:sz="4" w:space="0"/>
+            <w:right w:val="single" w:color="auto" w:sz="4" w:space="0"/>
+            <w:insideH w:val="single" w:color="auto" w:sz="4" w:space="0"/>
+            <w:insideV w:val="single" w:color="auto" w:sz="4" w:space="0"/>
+          </w:tblBorders>
+          <w:tblCellMar>
+            <w:top w:w="0" w:type="dxa"/>
+            <w:left w:w="108" w:type="dxa"/>
+            <w:bottom w:w="0" w:type="dxa"/>
+            <w:right w:w="108" w:type="dxa"/>
+          </w:tblCellMar>
+        </w:tblPrEx>
+        <w:trPr>
+          <w:trHeight w:val="474" w:hRule="atLeast"/>
+          <w:jc w:val="center"/>
+        </w:trPr>
+        <w:tc>
+          <w:tcPr>
+            <w:tcW w:w="432" w:type="dxa"/>
+            <w:vMerge w:val="continue"/>
             <w:shd w:val="clear" w:color="auto" w:fill="auto"/>
             <w:vAlign w:val="center"/>
           </w:tcPr>
@@ -18923,22 +19108,11 @@
                 <w:lang w:eastAsia="zh-CN"/>
               </w:rPr>
             </w:pPr>
-            <w:r>
-              <w:rPr>
-                <w:rFonts w:ascii="Times New Roman" w:hAnsi="Times New Roman" w:eastAsia="微软雅黑" w:cs="Times New Roman"/>
-                <w:b/>
-                <w:color w:val="43A5A1"/>
-                <w:sz w:val="18"/>
-                <w:szCs w:val="18"/>
-                <w:lang w:eastAsia="zh-CN"/>
-              </w:rPr>
-              <w:t>A级</w:t>
-            </w:r>
-          </w:p>
-        </w:tc>
-        <w:tc>
-          <w:tcPr>
-            <w:tcW w:w="8247" w:type="dxa"/>
+          </w:p>
+        </w:tc>
+        <w:tc>
+          <w:tcPr>
+            <w:tcW w:w="1191" w:type="dxa"/>
             <w:shd w:val="clear" w:color="auto" w:fill="auto"/>
             <w:vAlign w:val="center"/>
           </w:tcPr>
@@ -18962,121 +19136,29 @@
               <w:textAlignment w:val="auto"/>
               <w:rPr>
                 <w:rFonts w:ascii="Times New Roman" w:hAnsi="Times New Roman" w:eastAsia="微软雅黑" w:cs="Times New Roman"/>
-                <w:sz w:val="18"/>
-                <w:szCs w:val="18"/>
-                <w:lang w:eastAsia="zh-CN"/>
-              </w:rPr>
-            </w:pPr>
-            <w:r>
-              <w:rPr>
-                <w:rFonts w:ascii="Times New Roman" w:hAnsi="Times New Roman" w:eastAsia="微软雅黑" w:cs="Times New Roman"/>
-                <w:sz w:val="18"/>
-                <w:szCs w:val="18"/>
-                <w:lang w:eastAsia="zh-CN"/>
-              </w:rPr>
-              <w:t>{% if tdd.resistant</w:t>
-            </w:r>
-            <w:r>
-              <w:rPr>
-                <w:rFonts w:hint="eastAsia" w:ascii="Times New Roman" w:hAnsi="Times New Roman" w:eastAsia="微软雅黑" w:cs="Times New Roman"/>
-                <w:sz w:val="18"/>
-                <w:szCs w:val="18"/>
-                <w:lang w:eastAsia="zh-CN"/>
-              </w:rPr>
-              <w:t>a</w:t>
-            </w:r>
-            <w:r>
-              <w:rPr>
-                <w:rFonts w:ascii="Times New Roman" w:hAnsi="Times New Roman" w:eastAsia="微软雅黑" w:cs="Times New Roman"/>
-                <w:sz w:val="18"/>
-                <w:szCs w:val="18"/>
-                <w:lang w:eastAsia="zh-CN"/>
-              </w:rPr>
-              <w:t>Str == [] %}无{% else%}{% for d in tdd.resistant</w:t>
-            </w:r>
-            <w:r>
-              <w:rPr>
-                <w:rFonts w:hint="eastAsia" w:ascii="Times New Roman" w:hAnsi="Times New Roman" w:eastAsia="微软雅黑" w:cs="Times New Roman"/>
-                <w:sz w:val="18"/>
-                <w:szCs w:val="18"/>
-                <w:lang w:eastAsia="zh-CN"/>
-              </w:rPr>
-              <w:t>a</w:t>
-            </w:r>
-            <w:r>
-              <w:rPr>
-                <w:rFonts w:ascii="Times New Roman" w:hAnsi="Times New Roman" w:eastAsia="微软雅黑" w:cs="Times New Roman"/>
-                <w:sz w:val="18"/>
-                <w:szCs w:val="18"/>
-                <w:lang w:eastAsia="zh-CN"/>
-              </w:rPr>
-              <w:t>Str %}{%if loop.last%}</w:t>
-            </w:r>
-            <w:r>
-              <w:rPr>
-                <w:rFonts w:hint="eastAsia" w:ascii="Times New Roman" w:hAnsi="Times New Roman" w:eastAsia="微软雅黑" w:cs="Times New Roman"/>
-                <w:sz w:val="18"/>
-                <w:szCs w:val="18"/>
-                <w:lang w:eastAsia="zh-CN"/>
-              </w:rPr>
-              <w:t>{{ d.nameLevel }}</w:t>
-            </w:r>
-            <w:r>
-              <w:rPr>
-                <w:rFonts w:ascii="Times New Roman" w:hAnsi="Times New Roman" w:eastAsia="微软雅黑" w:cs="Times New Roman"/>
-                <w:sz w:val="18"/>
-                <w:szCs w:val="18"/>
-                <w:lang w:eastAsia="zh-CN"/>
-              </w:rPr>
-              <w:t>{%else%}</w:t>
-            </w:r>
-            <w:r>
-              <w:rPr>
-                <w:rFonts w:hint="eastAsia" w:ascii="Times New Roman" w:hAnsi="Times New Roman" w:eastAsia="微软雅黑" w:cs="Times New Roman"/>
-                <w:sz w:val="18"/>
-                <w:szCs w:val="18"/>
-                <w:lang w:eastAsia="zh-CN"/>
-              </w:rPr>
-              <w:t>{{ d.nameLevel }}</w:t>
-            </w:r>
-            <w:r>
-              <w:rPr>
-                <w:rFonts w:ascii="Times New Roman" w:hAnsi="Times New Roman" w:eastAsia="微软雅黑" w:cs="Times New Roman"/>
-                <w:sz w:val="18"/>
-                <w:szCs w:val="18"/>
-                <w:lang w:eastAsia="zh-CN"/>
-              </w:rPr>
-              <w:t>，{%endif%}{% endfor %}{% endif%}</w:t>
-            </w:r>
-          </w:p>
-        </w:tc>
-      </w:tr>
-      <w:tr>
-        <w:tblPrEx>
-          <w:tblBorders>
-            <w:top w:val="single" w:color="auto" w:sz="4" w:space="0"/>
-            <w:left w:val="single" w:color="auto" w:sz="4" w:space="0"/>
-            <w:bottom w:val="single" w:color="auto" w:sz="4" w:space="0"/>
-            <w:right w:val="single" w:color="auto" w:sz="4" w:space="0"/>
-            <w:insideH w:val="single" w:color="auto" w:sz="4" w:space="0"/>
-            <w:insideV w:val="single" w:color="auto" w:sz="4" w:space="0"/>
-          </w:tblBorders>
-          <w:shd w:val="clear" w:color="auto" w:fill="auto"/>
-          <w:tblCellMar>
-            <w:top w:w="0" w:type="dxa"/>
-            <w:left w:w="108" w:type="dxa"/>
-            <w:bottom w:w="0" w:type="dxa"/>
-            <w:right w:w="108" w:type="dxa"/>
-          </w:tblCellMar>
-        </w:tblPrEx>
-        <w:trPr>
-          <w:trHeight w:val="474" w:hRule="atLeast"/>
-          <w:jc w:val="center"/>
-        </w:trPr>
-        <w:tc>
-          <w:tcPr>
-            <w:tcW w:w="432" w:type="dxa"/>
-            <w:vMerge w:val="continue"/>
+                <w:b/>
+                <w:color w:val="43A5A1"/>
+                <w:sz w:val="18"/>
+                <w:szCs w:val="18"/>
+                <w:lang w:eastAsia="zh-CN"/>
+              </w:rPr>
+            </w:pPr>
+            <w:r>
+              <w:rPr>
+                <w:rFonts w:ascii="Times New Roman" w:hAnsi="Times New Roman" w:eastAsia="微软雅黑" w:cs="Times New Roman"/>
+                <w:b/>
+                <w:color w:val="43A5A1"/>
+                <w:sz w:val="18"/>
+                <w:szCs w:val="18"/>
+                <w:lang w:eastAsia="zh-CN"/>
+              </w:rPr>
+              <w:t>B级</w:t>
+            </w:r>
+          </w:p>
+        </w:tc>
+        <w:tc>
+          <w:tcPr>
+            <w:tcW w:w="8247" w:type="dxa"/>
             <w:shd w:val="clear" w:color="auto" w:fill="auto"/>
             <w:vAlign w:val="center"/>
           </w:tcPr>
@@ -19100,87 +19182,6 @@
               <w:textAlignment w:val="auto"/>
               <w:rPr>
                 <w:rFonts w:ascii="Times New Roman" w:hAnsi="Times New Roman" w:eastAsia="微软雅黑" w:cs="Times New Roman"/>
-                <w:b/>
-                <w:color w:val="43A5A1"/>
-                <w:sz w:val="18"/>
-                <w:szCs w:val="18"/>
-                <w:lang w:eastAsia="zh-CN"/>
-              </w:rPr>
-            </w:pPr>
-          </w:p>
-        </w:tc>
-        <w:tc>
-          <w:tcPr>
-            <w:tcW w:w="1191" w:type="dxa"/>
-            <w:shd w:val="clear" w:color="auto" w:fill="auto"/>
-            <w:vAlign w:val="center"/>
-          </w:tcPr>
-          <w:p>
-            <w:pPr>
-              <w:keepNext/>
-              <w:keepLines w:val="0"/>
-              <w:pageBreakBefore w:val="0"/>
-              <w:widowControl/>
-              <w:kinsoku/>
-              <w:wordWrap/>
-              <w:overflowPunct/>
-              <w:topLinePunct w:val="0"/>
-              <w:autoSpaceDE/>
-              <w:autoSpaceDN/>
-              <w:bidi w:val="0"/>
-              <w:adjustRightInd/>
-              <w:snapToGrid/>
-              <w:spacing w:after="0"/>
-              <w:jc w:val="center"/>
-              <w:textAlignment w:val="auto"/>
-              <w:rPr>
-                <w:rFonts w:ascii="Times New Roman" w:hAnsi="Times New Roman" w:eastAsia="微软雅黑" w:cs="Times New Roman"/>
-                <w:b/>
-                <w:color w:val="43A5A1"/>
-                <w:sz w:val="18"/>
-                <w:szCs w:val="18"/>
-                <w:lang w:eastAsia="zh-CN"/>
-              </w:rPr>
-            </w:pPr>
-            <w:r>
-              <w:rPr>
-                <w:rFonts w:ascii="Times New Roman" w:hAnsi="Times New Roman" w:eastAsia="微软雅黑" w:cs="Times New Roman"/>
-                <w:b/>
-                <w:color w:val="43A5A1"/>
-                <w:sz w:val="18"/>
-                <w:szCs w:val="18"/>
-                <w:lang w:eastAsia="zh-CN"/>
-              </w:rPr>
-              <w:t>B级</w:t>
-            </w:r>
-          </w:p>
-        </w:tc>
-        <w:tc>
-          <w:tcPr>
-            <w:tcW w:w="8247" w:type="dxa"/>
-            <w:shd w:val="clear" w:color="auto" w:fill="auto"/>
-            <w:vAlign w:val="center"/>
-          </w:tcPr>
-          <w:p>
-            <w:pPr>
-              <w:keepNext/>
-              <w:keepLines w:val="0"/>
-              <w:pageBreakBefore w:val="0"/>
-              <w:widowControl/>
-              <w:kinsoku/>
-              <w:wordWrap/>
-              <w:overflowPunct/>
-              <w:topLinePunct w:val="0"/>
-              <w:autoSpaceDE/>
-              <w:autoSpaceDN/>
-              <w:bidi w:val="0"/>
-              <w:adjustRightInd/>
-              <w:snapToGrid/>
-              <w:spacing w:after="0"/>
-              <w:jc w:val="center"/>
-              <w:textAlignment w:val="auto"/>
-              <w:rPr>
-                <w:rFonts w:ascii="Times New Roman" w:hAnsi="Times New Roman" w:eastAsia="微软雅黑" w:cs="Times New Roman"/>
                 <w:sz w:val="18"/>
                 <w:szCs w:val="18"/>
                 <w:lang w:eastAsia="zh-CN"/>
@@ -19280,6 +19281,7 @@
             <w:insideH w:val="single" w:color="auto" w:sz="4" w:space="0"/>
             <w:insideV w:val="single" w:color="auto" w:sz="4" w:space="0"/>
           </w:tblBorders>
+          <w:shd w:val="clear" w:color="auto" w:fill="auto"/>
           <w:tblCellMar>
             <w:top w:w="0" w:type="dxa"/>
             <w:left w:w="108" w:type="dxa"/>
@@ -20753,6 +20755,12 @@
             <w:insideH w:val="single" w:color="auto" w:sz="4" w:space="0"/>
             <w:insideV w:val="single" w:color="auto" w:sz="4" w:space="0"/>
           </w:tblBorders>
+          <w:tblCellMar>
+            <w:top w:w="0" w:type="dxa"/>
+            <w:left w:w="108" w:type="dxa"/>
+            <w:bottom w:w="0" w:type="dxa"/>
+            <w:right w:w="108" w:type="dxa"/>
+          </w:tblCellMar>
         </w:tblPrEx>
         <w:trPr>
           <w:trHeight w:val="417" w:hRule="atLeast"/>
@@ -21567,7 +21575,6 @@
                 </w14:textFill>
               </w:rPr>
             </w:pPr>
-            <w:bookmarkStart w:id="30" w:name="_GoBack" w:colFirst="0" w:colLast="5"/>
             <w:r>
               <w:rPr>
                 <w:rFonts w:ascii="Times New Roman" w:hAnsi="Times New Roman" w:eastAsia="微软雅黑" w:cs="Times New Roman"/>
@@ -21867,7 +21874,6 @@
           </w:p>
         </w:tc>
       </w:tr>
-      <w:bookmarkEnd w:id="30"/>
       <w:tr>
         <w:tblPrEx>
           <w:tblBorders>
@@ -24429,6 +24435,12 @@
             <w:insideH w:val="single" w:color="000000" w:sz="4" w:space="0"/>
             <w:insideV w:val="single" w:color="000000" w:sz="4" w:space="0"/>
           </w:tblBorders>
+          <w:tblCellMar>
+            <w:top w:w="0" w:type="dxa"/>
+            <w:left w:w="108" w:type="dxa"/>
+            <w:bottom w:w="0" w:type="dxa"/>
+            <w:right w:w="108" w:type="dxa"/>
+          </w:tblCellMar>
         </w:tblPrEx>
         <w:trPr>
           <w:trHeight w:val="1557" w:hRule="atLeast"/>
@@ -25746,6 +25758,12 @@
             <w:insideH w:val="single" w:color="000000" w:sz="4" w:space="0"/>
             <w:insideV w:val="single" w:color="000000" w:sz="4" w:space="0"/>
           </w:tblBorders>
+          <w:tblCellMar>
+            <w:top w:w="0" w:type="dxa"/>
+            <w:left w:w="108" w:type="dxa"/>
+            <w:bottom w:w="0" w:type="dxa"/>
+            <w:right w:w="108" w:type="dxa"/>
+          </w:tblCellMar>
         </w:tblPrEx>
         <w:trPr>
           <w:trHeight w:val="1742" w:hRule="atLeast"/>
@@ -26217,12 +26235,6 @@
             <w:insideH w:val="single" w:color="000000" w:sz="4" w:space="0"/>
             <w:insideV w:val="single" w:color="000000" w:sz="4" w:space="0"/>
           </w:tblBorders>
-          <w:tblCellMar>
-            <w:top w:w="0" w:type="dxa"/>
-            <w:left w:w="108" w:type="dxa"/>
-            <w:bottom w:w="0" w:type="dxa"/>
-            <w:right w:w="108" w:type="dxa"/>
-          </w:tblCellMar>
         </w:tblPrEx>
         <w:trPr>
           <w:trHeight w:val="577" w:hRule="atLeast"/>
@@ -30758,7 +30770,6 @@
     <customSectPr/>
     <customSectPr/>
     <customSectPr/>
-    <customSectPr/>
   </customSectProps>
   <customShpExts>
     <customShpInfo spid="_x0000_s1026" textRotate="1"/>
